--- a/docs/exports/05-CIRCLE-CHANGES.docx
+++ b/docs/exports/05-CIRCLE-CHANGES.docx
@@ -56,13 +56,13 @@
         <w:t xml:space="preserve"> </w:t>
       </w:r>
       <w:r>
-        <w:t xml:space="preserve">hardware-abstraction + driver layer, kept as close to upstream as possible. The few changes</w:t>
-      </w:r>
-      <w:r>
-        <w:t xml:space="preserve"> </w:t>
-      </w:r>
-      <w:r>
-        <w:t xml:space="preserve">we need live in a</w:t>
+        <w:t xml:space="preserve">hardware-abstraction + driver layer, kept as close to upstream as possible. The handful of</w:t>
+      </w:r>
+      <w:r>
+        <w:t xml:space="preserve"> </w:t>
+      </w:r>
+      <w:r>
+        <w:t xml:space="preserve">changes we need live in a</w:t>
       </w:r>
       <w:r>
         <w:t xml:space="preserve"> </w:t>
@@ -75,7 +75,20 @@
         <w:t xml:space="preserve">fork</w:t>
       </w:r>
       <w:r>
-        <w:t xml:space="preserve">, not in the Onyx repository:</w:t>
+        <w:t xml:space="preserve">, pulled in as a</w:t>
+      </w:r>
+      <w:r>
+        <w:t xml:space="preserve"> </w:t>
+      </w:r>
+      <w:r>
+        <w:rPr>
+          <w:b/>
+          <w:bCs/>
+        </w:rPr>
+        <w:t xml:space="preserve">git submodule</w:t>
+      </w:r>
+      <w:r>
+        <w:t xml:space="preserve">:</w:t>
       </w:r>
     </w:p>
     <w:p>
@@ -91,7 +104,7 @@
           <w:b/>
           <w:bCs/>
         </w:rPr>
-        <w:t xml:space="preserve">Fork:</w:t>
+        <w:t xml:space="preserve">Submodule:</w:t>
       </w:r>
       <w:r>
         <w:t xml:space="preserve"> </w:t>
@@ -100,25 +113,43 @@
         <w:rPr>
           <w:rStyle w:val="VerbatimChar"/>
         </w:rPr>
+        <w:t xml:space="preserve">circle/</w:t>
+      </w:r>
+      <w:r>
+        <w:t xml:space="preserve"> </w:t>
+      </w:r>
+      <w:r>
+        <w:t xml:space="preserve">→</w:t>
+      </w:r>
+      <w:r>
+        <w:t xml:space="preserve"> </w:t>
+      </w:r>
+      <w:r>
+        <w:rPr>
+          <w:rStyle w:val="VerbatimChar"/>
+        </w:rPr>
         <w:t xml:space="preserve">https://github.com/stephaneweg/circle.git</w:t>
       </w:r>
       <w:r>
         <w:t xml:space="preserve"> </w:t>
       </w:r>
       <w:r>
-        <w:t xml:space="preserve">(remote</w:t>
-      </w:r>
-      <w:r>
-        <w:t xml:space="preserve"> </w:t>
+        <w:t xml:space="preserve">(</w:t>
       </w:r>
       <w:r>
         <w:rPr>
           <w:rStyle w:val="VerbatimChar"/>
         </w:rPr>
-        <w:t xml:space="preserve">origin</w:t>
-      </w:r>
-      <w:r>
-        <w:t xml:space="preserve">), branch</w:t>
+        <w:t xml:space="preserve">.gitmodules</w:t>
+      </w:r>
+      <w:r>
+        <w:t xml:space="preserve">),</w:t>
+      </w:r>
+      <w:r>
+        <w:t xml:space="preserve"> </w:t>
+      </w:r>
+      <w:r>
+        <w:t xml:space="preserve">branch</w:t>
       </w:r>
       <w:r>
         <w:t xml:space="preserve"> </w:t>
@@ -201,7 +232,7 @@
         </w:numPr>
       </w:pPr>
       <w:r>
-        <w:t xml:space="preserve">The</w:t>
+        <w:t xml:space="preserve">The superproject pins a specific fork commit;</w:t>
       </w:r>
       <w:r>
         <w:t xml:space="preserve"> </w:t>
@@ -210,47 +241,23 @@
         <w:rPr>
           <w:rStyle w:val="VerbatimChar"/>
         </w:rPr>
-        <w:t xml:space="preserve">circle/</w:t>
-      </w:r>
-      <w:r>
-        <w:t xml:space="preserve"> </w:t>
-      </w:r>
-      <w:r>
-        <w:t xml:space="preserve">directory is</w:t>
-      </w:r>
-      <w:r>
-        <w:t xml:space="preserve"> </w:t>
-      </w:r>
-      <w:r>
-        <w:rPr>
-          <w:b/>
-          <w:bCs/>
-        </w:rPr>
-        <w:t xml:space="preserve">not committed</w:t>
-      </w:r>
-      <w:r>
-        <w:t xml:space="preserve"> </w:t>
-      </w:r>
-      <w:r>
-        <w:t xml:space="preserve">in the Onyx repo — it is gitignored and cloned</w:t>
-      </w:r>
-      <w:r>
-        <w:t xml:space="preserve"> </w:t>
-      </w:r>
-      <w:r>
-        <w:t xml:space="preserve">separately (see the</w:t>
-      </w:r>
-      <w:r>
-        <w:t xml:space="preserve"> </w:t>
-      </w:r>
-      <w:hyperlink r:id="rId19">
-        <w:r>
-          <w:rPr>
-            <w:rStyle w:val="Hyperlink"/>
-          </w:rPr>
-          <w:t xml:space="preserve">Developer Guide</w:t>
-        </w:r>
-      </w:hyperlink>
+        <w:t xml:space="preserve">git submodule status</w:t>
+      </w:r>
+      <w:r>
+        <w:t xml:space="preserve"> </w:t>
+      </w:r>
+      <w:r>
+        <w:t xml:space="preserve">shows it (currently</w:t>
+      </w:r>
+      <w:r>
+        <w:t xml:space="preserve"> </w:t>
+      </w:r>
+      <w:r>
+        <w:rPr>
+          <w:rStyle w:val="VerbatimChar"/>
+        </w:rPr>
+        <w:t xml:space="preserve">Step51-6-g…</w:t>
+      </w:r>
       <w:r>
         <w:t xml:space="preserve">).</w:t>
       </w:r>
@@ -260,23 +267,7 @@
         <w:pStyle w:val="FirstParagraph"/>
       </w:pPr>
       <w:r>
-        <w:t xml:space="preserve">There are</w:t>
-      </w:r>
-      <w:r>
-        <w:t xml:space="preserve"> </w:t>
-      </w:r>
-      <w:r>
-        <w:rPr>
-          <w:b/>
-          <w:bCs/>
-        </w:rPr>
-        <w:t xml:space="preserve">three</w:t>
-      </w:r>
-      <w:r>
-        <w:t xml:space="preserve"> </w:t>
-      </w:r>
-      <w:r>
-        <w:t xml:space="preserve">patches on top of</w:t>
+        <w:t xml:space="preserve">The patches on top of</w:t>
       </w:r>
       <w:r>
         <w:t xml:space="preserve"> </w:t>
@@ -288,7 +279,43 @@
         <w:t xml:space="preserve">Step51</w:t>
       </w:r>
       <w:r>
-        <w:t xml:space="preserve">, all small and surgical. To inspect them:</w:t>
+        <w:t xml:space="preserve"> </w:t>
+      </w:r>
+      <w:r>
+        <w:t xml:space="preserve">are small and surgical. The diffs below are the exact output</w:t>
+      </w:r>
+      <w:r>
+        <w:t xml:space="preserve"> </w:t>
+      </w:r>
+      <w:r>
+        <w:t xml:space="preserve">of</w:t>
+      </w:r>
+      <w:r>
+        <w:t xml:space="preserve"> </w:t>
+      </w:r>
+      <w:r>
+        <w:rPr>
+          <w:rStyle w:val="VerbatimChar"/>
+        </w:rPr>
+        <w:t xml:space="preserve">git diff Step51..onyx</w:t>
+      </w:r>
+      <w:r>
+        <w:t xml:space="preserve"> </w:t>
+      </w:r>
+      <w:r>
+        <w:t xml:space="preserve">inside</w:t>
+      </w:r>
+      <w:r>
+        <w:t xml:space="preserve"> </w:t>
+      </w:r>
+      <w:r>
+        <w:rPr>
+          <w:rStyle w:val="VerbatimChar"/>
+        </w:rPr>
+        <w:t xml:space="preserve">circle/</w:t>
+      </w:r>
+      <w:r>
+        <w:t xml:space="preserve">. To reproduce:</w:t>
       </w:r>
     </w:p>
     <w:p>
@@ -362,7 +389,7 @@
         <w:rPr>
           <w:rStyle w:val="NormalTok"/>
         </w:rPr>
-        <w:t xml:space="preserve"> circle log </w:t>
+        <w:t xml:space="preserve"> circle log  </w:t>
       </w:r>
       <w:r>
         <w:rPr>
@@ -482,7 +509,7 @@
         <w:t xml:space="preserve">"Onyx" — cosmetic only.</w:t>
       </w:r>
     </w:p>
-    <w:bookmarkStart w:id="20" w:name="summary"/>
+    <w:bookmarkStart w:id="19" w:name="summary"/>
     <w:p>
       <w:pPr>
         <w:pStyle w:val="Heading2"/>
@@ -547,7 +574,7 @@
               <w:pStyle w:val="Compact"/>
             </w:pPr>
             <w:r>
-              <w:t xml:space="preserve">Rebuild needed</w:t>
+              <w:t xml:space="preserve">Rebuild</w:t>
             </w:r>
           </w:p>
         </w:tc>
@@ -571,7 +598,23 @@
               <w:pStyle w:val="Compact"/>
             </w:pPr>
             <w:r>
-              <w:t xml:space="preserve">Runtime keyboard-layout switching ·</w:t>
+              <w:t xml:space="preserve">Keyboard map</w:t>
+            </w:r>
+            <w:r>
+              <w:t xml:space="preserve"> </w:t>
+            </w:r>
+            <w:r>
+              <w:rPr>
+                <w:b/>
+                <w:bCs/>
+              </w:rPr>
+              <w:t xml:space="preserve">decoupled</w:t>
+            </w:r>
+            <w:r>
+              <w:t xml:space="preserve"> </w:t>
+            </w:r>
+            <w:r>
+              <w:t xml:space="preserve">from the kernel (no compiled-in country maps; loaded at runtime) ·</w:t>
             </w:r>
             <w:r>
               <w:t xml:space="preserve"> </w:t>
@@ -603,7 +646,25 @@
               <w:t xml:space="preserve">input/keymap.{h,cpp}</w:t>
             </w:r>
             <w:r>
-              <w:t xml:space="preserve">,</w:t>
+              <w:t xml:space="preserve"> </w:t>
+            </w:r>
+            <w:r>
+              <w:t xml:space="preserve">(+ 7</w:t>
+            </w:r>
+            <w:r>
+              <w:t xml:space="preserve"> </w:t>
+            </w:r>
+            <w:r>
+              <w:rPr>
+                <w:rStyle w:val="VerbatimChar"/>
+              </w:rPr>
+              <w:t xml:space="preserve">keymap_*.h</w:t>
+            </w:r>
+            <w:r>
+              <w:t xml:space="preserve"> </w:t>
+            </w:r>
+            <w:r>
+              <w:t xml:space="preserve">deleted),</w:t>
             </w:r>
             <w:r>
               <w:t xml:space="preserve"> </w:t>
@@ -692,16 +753,23 @@
               <w:pStyle w:val="Compact"/>
             </w:pPr>
             <w:r>
+              <w:t xml:space="preserve">Heap</w:t>
+            </w:r>
+            <w:r>
+              <w:t xml:space="preserve"> </w:t>
+            </w:r>
+            <w:r>
               <w:rPr>
-                <w:rStyle w:val="VerbatimChar"/>
+                <w:b/>
+                <w:bCs/>
               </w:rPr>
-              <w:t xml:space="preserve">CMemorySystem::GetPagerFreeSpace()</w:t>
+              <w:t xml:space="preserve">large-block reuse</w:t>
             </w:r>
             <w:r>
               <w:t xml:space="preserve"> </w:t>
             </w:r>
             <w:r>
-              <w:t xml:space="preserve">accessor</w:t>
+              <w:t xml:space="preserve">(fix per-launch canvas leak) + free-list byte accounting</w:t>
             </w:r>
           </w:p>
         </w:tc>
@@ -715,7 +783,19 @@
               <w:rPr>
                 <w:rStyle w:val="VerbatimChar"/>
               </w:rPr>
-              <w:t xml:space="preserve">memory.h</w:t>
+              <w:t xml:space="preserve">heapallocator.{h,cpp}</w:t>
+            </w:r>
+            <w:r>
+              <w:t xml:space="preserve">,</w:t>
+            </w:r>
+            <w:r>
+              <w:t xml:space="preserve"> </w:t>
+            </w:r>
+            <w:r>
+              <w:rPr>
+                <w:rStyle w:val="VerbatimChar"/>
+              </w:rPr>
+              <w:t xml:space="preserve">sysconfig.h</w:t>
             </w:r>
           </w:p>
         </w:tc>
@@ -726,7 +806,10 @@
               <w:pStyle w:val="Compact"/>
             </w:pPr>
             <w:r>
-              <w:t xml:space="preserve">none (header-only)</w:t>
+              <w:rPr>
+                <w:rStyle w:val="VerbatimChar"/>
+              </w:rPr>
+              <w:t xml:space="preserve">libcircle</w:t>
             </w:r>
           </w:p>
         </w:tc>
@@ -750,7 +833,32 @@
               <w:pStyle w:val="Compact"/>
             </w:pPr>
             <w:r>
-              <w:t xml:space="preserve">Heap large-block reuse (fix per-launch canvas leak)</w:t>
+              <w:rPr>
+                <w:b/>
+                <w:bCs/>
+              </w:rPr>
+              <w:t xml:space="preserve">Free-space accounting</w:t>
+            </w:r>
+            <w:r>
+              <w:t xml:space="preserve"> </w:t>
+            </w:r>
+            <w:r>
+              <w:t xml:space="preserve">in the page allocator + memory accessors (for the</w:t>
+            </w:r>
+            <w:r>
+              <w:t xml:space="preserve"> </w:t>
+            </w:r>
+            <w:r>
+              <w:rPr>
+                <w:rStyle w:val="VerbatimChar"/>
+              </w:rPr>
+              <w:t xml:space="preserve">meminfo</w:t>
+            </w:r>
+            <w:r>
+              <w:t xml:space="preserve"> </w:t>
+            </w:r>
+            <w:r>
+              <w:t xml:space="preserve">kapi)</w:t>
             </w:r>
           </w:p>
         </w:tc>
@@ -764,7 +872,7 @@
               <w:rPr>
                 <w:rStyle w:val="VerbatimChar"/>
               </w:rPr>
-              <w:t xml:space="preserve">heapallocator.{h,cpp}</w:t>
+              <w:t xml:space="preserve">memory.h</w:t>
             </w:r>
             <w:r>
               <w:t xml:space="preserve">,</w:t>
@@ -776,7 +884,7 @@
               <w:rPr>
                 <w:rStyle w:val="VerbatimChar"/>
               </w:rPr>
-              <w:t xml:space="preserve">sysconfig.h</w:t>
+              <w:t xml:space="preserve">pageallocator.{h,cpp}</w:t>
             </w:r>
           </w:p>
         </w:tc>
@@ -792,6 +900,24 @@
               </w:rPr>
               <w:t xml:space="preserve">libcircle</w:t>
             </w:r>
+            <w:r>
+              <w:t xml:space="preserve"> </w:t>
+            </w:r>
+            <w:r>
+              <w:t xml:space="preserve">(</w:t>
+            </w:r>
+            <w:r>
+              <w:rPr>
+                <w:rStyle w:val="VerbatimChar"/>
+              </w:rPr>
+              <w:t xml:space="preserve">memory.h</w:t>
+            </w:r>
+            <w:r>
+              <w:t xml:space="preserve"> </w:t>
+            </w:r>
+            <w:r>
+              <w:t xml:space="preserve">header-only)</w:t>
+            </w:r>
           </w:p>
         </w:tc>
       </w:tr>
@@ -803,14 +929,14 @@
         </w:pict>
       </w:r>
     </w:p>
-    <w:bookmarkEnd w:id="20"/>
-    <w:bookmarkStart w:id="22" w:name="Xfda6375c08833f09fdecbf8e2ad3354942396c0"/>
+    <w:bookmarkEnd w:id="19"/>
+    <w:bookmarkStart w:id="20" w:name="Xc78cb6a76c643ee0c744e433ae9f6d63fb61e99"/>
     <w:p>
       <w:pPr>
         <w:pStyle w:val="Heading2"/>
       </w:pPr>
       <w:r>
-        <w:t xml:space="preserve">1. Runtime keyboard-layout switching (+</w:t>
+        <w:t xml:space="preserve">1. Keyboard map decoupled from the kernel (+</w:t>
       </w:r>
       <w:r>
         <w:t xml:space="preserve"> </w:t>
@@ -840,7 +966,16 @@
         <w:t xml:space="preserve"> </w:t>
       </w:r>
       <w:r>
-        <w:t xml:space="preserve">Circle's cooked-mode keyboard loads one country map at boot (</w:t>
+        <w:t xml:space="preserve">Circle's cooked-mode keyboard bakes the country maps into the binary (one selected</w:t>
+      </w:r>
+      <w:r>
+        <w:t xml:space="preserve"> </w:t>
+      </w:r>
+      <w:r>
+        <w:t xml:space="preserve">at boot via</w:t>
+      </w:r>
+      <w:r>
+        <w:t xml:space="preserve"> </w:t>
       </w:r>
       <w:r>
         <w:rPr>
@@ -849,16 +984,7 @@
         <w:t xml:space="preserve">keymap=</w:t>
       </w:r>
       <w:r>
-        <w:t xml:space="preserve"> </w:t>
-      </w:r>
-      <w:r>
-        <w:t xml:space="preserve">on the</w:t>
-      </w:r>
-      <w:r>
-        <w:t xml:space="preserve"> </w:t>
-      </w:r>
-      <w:r>
-        <w:t xml:space="preserve">command line) and offers no way to change it afterwards. Onyx wants</w:t>
+        <w:t xml:space="preserve">) and offers no way to change it afterwards. Onyx wants</w:t>
       </w:r>
       <w:r>
         <w:t xml:space="preserve"> </w:t>
@@ -874,28 +1000,76 @@
         <w:t xml:space="preserve"> </w:t>
       </w:r>
       <w:r>
-        <w:t xml:space="preserve">layout switching</w:t>
-      </w:r>
-      <w:r>
-        <w:t xml:space="preserve"> </w:t>
-      </w:r>
-      <w:r>
-        <w:t xml:space="preserve">— the</w:t>
-      </w:r>
-      <w:r>
-        <w:t xml:space="preserve"> </w:t>
+        <w:t xml:space="preserve">layout</w:t>
+      </w:r>
+      <w:r>
+        <w:t xml:space="preserve"> </w:t>
+      </w:r>
+      <w:r>
+        <w:t xml:space="preserve">switching</w:t>
+      </w:r>
+      <w:r>
+        <w:t xml:space="preserve"> </w:t>
+      </w:r>
+      <w:r>
+        <w:rPr>
+          <w:i/>
+          <w:iCs/>
+        </w:rPr>
+        <w:t xml:space="preserve">and</w:t>
+      </w:r>
+      <w:r>
+        <w:t xml:space="preserve"> </w:t>
+      </w:r>
+      <w:r>
+        <w:t xml:space="preserve">layouts that ship as</w:t>
+      </w:r>
+      <w:r>
+        <w:t xml:space="preserve"> </w:t>
+      </w:r>
+      <w:r>
+        <w:rPr>
+          <w:b/>
+          <w:bCs/>
+        </w:rPr>
+        <w:t xml:space="preserve">data files</w:t>
+      </w:r>
+      <w:r>
+        <w:t xml:space="preserve"> </w:t>
+      </w:r>
+      <w:r>
+        <w:t xml:space="preserve">(</w:t>
       </w:r>
       <w:r>
         <w:rPr>
           <w:rStyle w:val="VerbatimChar"/>
         </w:rPr>
-        <w:t xml:space="preserve">keyb</w:t>
-      </w:r>
-      <w:r>
-        <w:t xml:space="preserve"> </w:t>
-      </w:r>
-      <w:r>
-        <w:t xml:space="preserve">tool and the theme editor select among US / UK / DE / FR / ES / IT / DV.</w:t>
+        <w:t xml:space="preserve">SD:/etc/keymaps/*.kmap</w:t>
+      </w:r>
+      <w:r>
+        <w:t xml:space="preserve">), so a new</w:t>
+      </w:r>
+      <w:r>
+        <w:t xml:space="preserve"> </w:t>
+      </w:r>
+      <w:r>
+        <w:t xml:space="preserve">layout needs no kernel rebuild — and the kernel carries</w:t>
+      </w:r>
+      <w:r>
+        <w:t xml:space="preserve"> </w:t>
+      </w:r>
+      <w:r>
+        <w:rPr>
+          <w:b/>
+          <w:bCs/>
+        </w:rPr>
+        <w:t xml:space="preserve">no</w:t>
+      </w:r>
+      <w:r>
+        <w:t xml:space="preserve"> </w:t>
+      </w:r>
+      <w:r>
+        <w:t xml:space="preserve">keyboard tables at all.</w:t>
       </w:r>
     </w:p>
     <w:p>
@@ -909,50 +1083,1445 @@
         </w:rPr>
         <w:t xml:space="preserve">What.</w:t>
       </w:r>
-      <w:r>
-        <w:t xml:space="preserve"> </w:t>
-      </w:r>
-      <w:r>
-        <w:t xml:space="preserve">Add</w:t>
-      </w:r>
-      <w:r>
+    </w:p>
+    <w:p>
+      <w:pPr>
+        <w:pStyle w:val="Compact"/>
+        <w:numPr>
+          <w:ilvl w:val="0"/>
+          <w:numId w:val="1002"/>
+        </w:numPr>
+      </w:pPr>
+      <w:r>
+        <w:rPr>
+          <w:b/>
+          <w:bCs/>
+        </w:rPr>
+        <w:t xml:space="preserve">Expose the keyboard's</w:t>
+      </w:r>
+      <w:r>
+        <w:rPr>
+          <w:b/>
+          <w:bCs/>
+        </w:rPr>
         <w:t xml:space="preserve"> </w:t>
       </w:r>
       <w:r>
         <w:rPr>
           <w:rStyle w:val="VerbatimChar"/>
-        </w:rPr>
-        <w:t xml:space="preserve">CKeyMap::LoadMap(locale)</w:t>
-      </w:r>
-      <w:r>
-        <w:t xml:space="preserve">, which re-loads a compiled-in country map over the</w:t>
-      </w:r>
-      <w:r>
-        <w:t xml:space="preserve"> </w:t>
-      </w:r>
-      <w:r>
-        <w:t xml:space="preserve">active one, and expose the keyboard's</w:t>
-      </w:r>
-      <w:r>
-        <w:t xml:space="preserve"> </w:t>
+          <w:b/>
+          <w:bCs/>
+        </w:rPr>
+        <w:t xml:space="preserve">CKeyMap</w:t>
+      </w:r>
+      <w:r>
+        <w:t xml:space="preserve"> </w:t>
+      </w:r>
+      <w:r>
+        <w:t xml:space="preserve">up the device stack (</w:t>
       </w:r>
       <w:r>
         <w:rPr>
           <w:rStyle w:val="VerbatimChar"/>
         </w:rPr>
+        <w:t xml:space="preserve">keyboardbehaviour.h</w:t>
+      </w:r>
+      <w:r>
+        <w:t xml:space="preserve">,</w:t>
+      </w:r>
+      <w:r>
+        <w:t xml:space="preserve"> </w:t>
+      </w:r>
+      <w:r>
+        <w:rPr>
+          <w:rStyle w:val="VerbatimChar"/>
+        </w:rPr>
+        <w:t xml:space="preserve">usbkeyboard.h</w:t>
+      </w:r>
+      <w:r>
+        <w:t xml:space="preserve"> </w:t>
+      </w:r>
+      <w:r>
+        <w:t xml:space="preserve">gain a</w:t>
+      </w:r>
+      <w:r>
+        <w:t xml:space="preserve"> </w:t>
+      </w:r>
+      <w:r>
+        <w:rPr>
+          <w:rStyle w:val="VerbatimChar"/>
+        </w:rPr>
+        <w:t xml:space="preserve">GetKeyMap()</w:t>
+      </w:r>
+      <w:r>
+        <w:t xml:space="preserve">), so the kernel can reach the live map and fill it</w:t>
+      </w:r>
+      <w:r>
+        <w:t xml:space="preserve"> </w:t>
+      </w:r>
+      <w:r>
+        <w:t xml:space="preserve">through the existing public</w:t>
+      </w:r>
+      <w:r>
+        <w:t xml:space="preserve"> </w:t>
+      </w:r>
+      <w:r>
+        <w:rPr>
+          <w:rStyle w:val="VerbatimChar"/>
+        </w:rPr>
+        <w:t xml:space="preserve">CKeyMap::SetEntry</w:t>
+      </w:r>
+      <w:r>
+        <w:t xml:space="preserve"> </w:t>
+      </w:r>
+      <w:r>
+        <w:t xml:space="preserve">/</w:t>
+      </w:r>
+      <w:r>
+        <w:t xml:space="preserve"> </w:t>
+      </w:r>
+      <w:r>
+        <w:rPr>
+          <w:rStyle w:val="VerbatimChar"/>
+        </w:rPr>
+        <w:t xml:space="preserve">ClearTable</w:t>
+      </w:r>
+      <w:r>
+        <w:t xml:space="preserve">.</w:t>
+      </w:r>
+    </w:p>
+    <w:p>
+      <w:pPr>
+        <w:pStyle w:val="Compact"/>
+        <w:numPr>
+          <w:ilvl w:val="0"/>
+          <w:numId w:val="1002"/>
+        </w:numPr>
+      </w:pPr>
+      <w:r>
+        <w:rPr>
+          <w:b/>
+          <w:bCs/>
+        </w:rPr>
+        <w:t xml:space="preserve">Drop the compiled-in maps.</w:t>
+      </w:r>
+      <w:r>
+        <w:t xml:space="preserve"> </w:t>
+      </w:r>
+      <w:r>
+        <w:rPr>
+          <w:rStyle w:val="VerbatimChar"/>
+        </w:rPr>
+        <w:t xml:space="preserve">keymap.cpp</w:t>
+      </w:r>
+      <w:r>
+        <w:t xml:space="preserve"> </w:t>
+      </w:r>
+      <w:r>
+        <w:t xml:space="preserve">no longer</w:t>
+      </w:r>
+      <w:r>
+        <w:t xml:space="preserve"> </w:t>
+      </w:r>
+      <w:r>
+        <w:rPr>
+          <w:rStyle w:val="VerbatimChar"/>
+        </w:rPr>
+        <w:t xml:space="preserve">#include</w:t>
+      </w:r>
+      <w:r>
+        <w:t xml:space="preserve">s the</w:t>
+      </w:r>
+      <w:r>
+        <w:t xml:space="preserve"> </w:t>
+      </w:r>
+      <w:r>
+        <w:rPr>
+          <w:rStyle w:val="VerbatimChar"/>
+        </w:rPr>
+        <w:t xml:space="preserve">keymap_*.h</w:t>
+      </w:r>
+      <w:r>
+        <w:t xml:space="preserve"> </w:t>
+      </w:r>
+      <w:r>
+        <w:t xml:space="preserve">tables,</w:t>
+      </w:r>
+      <w:r>
+        <w:t xml:space="preserve"> </w:t>
+      </w:r>
+      <w:r>
+        <w:t xml:space="preserve">and</w:t>
+      </w:r>
+      <w:r>
+        <w:t xml:space="preserve"> </w:t>
+      </w:r>
+      <w:r>
+        <w:rPr>
+          <w:rStyle w:val="VerbatimChar"/>
+        </w:rPr>
         <w:t xml:space="preserve">CKeyMap</w:t>
       </w:r>
       <w:r>
         <w:t xml:space="preserve"> </w:t>
       </w:r>
       <w:r>
-        <w:t xml:space="preserve">up the device stack so the kernel can reach</w:t>
-      </w:r>
-      <w:r>
-        <w:t xml:space="preserve"> </w:t>
-      </w:r>
-      <w:r>
-        <w:t xml:space="preserve">it.</w:t>
+        <w:t xml:space="preserve">loses</w:t>
+      </w:r>
+      <w:r>
+        <w:t xml:space="preserve"> </w:t>
+      </w:r>
+      <w:r>
+        <w:rPr>
+          <w:rStyle w:val="VerbatimChar"/>
+        </w:rPr>
+        <w:t xml:space="preserve">s_DefaultMap[]</w:t>
+      </w:r>
+      <w:r>
+        <w:t xml:space="preserve">,</w:t>
+      </w:r>
+      <w:r>
+        <w:t xml:space="preserve"> </w:t>
+      </w:r>
+      <w:r>
+        <w:rPr>
+          <w:rStyle w:val="VerbatimChar"/>
+        </w:rPr>
+        <w:t xml:space="preserve">s_MapDirectory[]</w:t>
+      </w:r>
+      <w:r>
+        <w:t xml:space="preserve"> </w:t>
+      </w:r>
+      <w:r>
+        <w:t xml:space="preserve">and</w:t>
+      </w:r>
+      <w:r>
+        <w:t xml:space="preserve"> </w:t>
+      </w:r>
+      <w:r>
+        <w:rPr>
+          <w:rStyle w:val="VerbatimChar"/>
+        </w:rPr>
+        <w:t xml:space="preserve">LookupDefaultMap()</w:t>
+      </w:r>
+      <w:r>
+        <w:t xml:space="preserve">; the</w:t>
+      </w:r>
+      <w:r>
+        <w:t xml:space="preserve"> </w:t>
+      </w:r>
+      <w:r>
+        <w:t xml:space="preserve">constructor just zeroes the map (every entry</w:t>
+      </w:r>
+      <w:r>
+        <w:t xml:space="preserve"> </w:t>
+      </w:r>
+      <w:r>
+        <w:rPr>
+          <w:rStyle w:val="VerbatimChar"/>
+        </w:rPr>
+        <w:t xml:space="preserve">KeyNone</w:t>
+      </w:r>
+      <w:r>
+        <w:t xml:space="preserve">). The 7 stock tables</w:t>
+      </w:r>
+      <w:r>
+        <w:t xml:space="preserve"> </w:t>
+      </w:r>
+      <w:r>
+        <w:t xml:space="preserve">(</w:t>
+      </w:r>
+      <w:r>
+        <w:rPr>
+          <w:rStyle w:val="VerbatimChar"/>
+        </w:rPr>
+        <w:t xml:space="preserve">keymap_{de,dv,es,fr,it,uk,us}.h</w:t>
+      </w:r>
+      <w:r>
+        <w:t xml:space="preserve">,</w:t>
+      </w:r>
+      <w:r>
+        <w:t xml:space="preserve"> </w:t>
+      </w:r>
+      <w:r>
+        <w:rPr>
+          <w:b/>
+          <w:bCs/>
+        </w:rPr>
+        <w:t xml:space="preserve">905 lines</w:t>
+      </w:r>
+      <w:r>
+        <w:t xml:space="preserve">) are</w:t>
+      </w:r>
+      <w:r>
+        <w:t xml:space="preserve"> </w:t>
+      </w:r>
+      <w:r>
+        <w:rPr>
+          <w:b/>
+          <w:bCs/>
+        </w:rPr>
+        <w:t xml:space="preserve">deleted</w:t>
+      </w:r>
+      <w:r>
+        <w:t xml:space="preserve"> </w:t>
+      </w:r>
+      <w:r>
+        <w:t xml:space="preserve">from the Circle tree —</w:t>
+      </w:r>
+      <w:r>
+        <w:t xml:space="preserve"> </w:t>
+      </w:r>
+      <w:r>
+        <w:t xml:space="preserve">they now live in the Onyx repo at</w:t>
+      </w:r>
+      <w:r>
+        <w:t xml:space="preserve"> </w:t>
+      </w:r>
+      <w:r>
+        <w:rPr>
+          <w:rStyle w:val="VerbatimChar"/>
+        </w:rPr>
+        <w:t xml:space="preserve">tools/keymaps/maps/</w:t>
+      </w:r>
+      <w:r>
+        <w:t xml:space="preserve"> </w:t>
+      </w:r>
+      <w:r>
+        <w:t xml:space="preserve">and are compiled to</w:t>
+      </w:r>
+      <w:r>
+        <w:t xml:space="preserve"> </w:t>
+      </w:r>
+      <w:r>
+        <w:rPr>
+          <w:rStyle w:val="VerbatimChar"/>
+        </w:rPr>
+        <w:t xml:space="preserve">.kmap</w:t>
+      </w:r>
+      <w:r>
+        <w:t xml:space="preserve"> </w:t>
+      </w:r>
+      <w:r>
+        <w:t xml:space="preserve">blobs</w:t>
+      </w:r>
+      <w:r>
+        <w:t xml:space="preserve"> </w:t>
+      </w:r>
+      <w:r>
+        <w:t xml:space="preserve">by</w:t>
+      </w:r>
+      <w:r>
+        <w:t xml:space="preserve"> </w:t>
+      </w:r>
+      <w:r>
+        <w:rPr>
+          <w:rStyle w:val="VerbatimChar"/>
+        </w:rPr>
+        <w:t xml:space="preserve">tools/keymaps/genkeymaps.py</w:t>
+      </w:r>
+      <w:r>
+        <w:t xml:space="preserve">.</w:t>
+      </w:r>
+    </w:p>
+    <w:p>
+      <w:pPr>
+        <w:pStyle w:val="FirstParagraph"/>
+      </w:pPr>
+      <w:r>
+        <w:t xml:space="preserve">The kernel fills the live keyboard from a</w:t>
+      </w:r>
+      <w:r>
+        <w:t xml:space="preserve"> </w:t>
+      </w:r>
+      <w:r>
+        <w:rPr>
+          <w:rStyle w:val="VerbatimChar"/>
+        </w:rPr>
+        <w:t xml:space="preserve">.kmap</w:t>
+      </w:r>
+      <w:r>
+        <w:t xml:space="preserve"> </w:t>
+      </w:r>
+      <w:r>
+        <w:t xml:space="preserve">file via</w:t>
+      </w:r>
+      <w:r>
+        <w:t xml:space="preserve"> </w:t>
+      </w:r>
+      <w:r>
+        <w:rPr>
+          <w:rStyle w:val="VerbatimChar"/>
+        </w:rPr>
+        <w:t xml:space="preserve">SetEntry</w:t>
+      </w:r>
+      <w:r>
+        <w:t xml:space="preserve"> </w:t>
+      </w:r>
+      <w:r>
+        <w:t xml:space="preserve">(</w:t>
+      </w:r>
+      <w:r>
+        <w:rPr>
+          <w:rStyle w:val="VerbatimChar"/>
+        </w:rPr>
+        <w:t xml:space="preserve">kapi_set_keymap_data</w:t>
+      </w:r>
+      <w:r>
+        <w:t xml:space="preserve">,</w:t>
+      </w:r>
+      <w:r>
+        <w:t xml:space="preserve"> </w:t>
+      </w:r>
+      <w:r>
+        <w:t xml:space="preserve">ABI v27), re-applying it whenever a keyboard (re-)attaches.</w:t>
+      </w:r>
+      <w:r>
+        <w:t xml:space="preserve"> </w:t>
+      </w:r>
+      <w:r>
+        <w:rPr>
+          <w:rStyle w:val="VerbatimChar"/>
+        </w:rPr>
+        <w:t xml:space="preserve">MAX_TASKS</w:t>
+      </w:r>
+      <w:r>
+        <w:t xml:space="preserve"> </w:t>
+      </w:r>
+      <w:r>
+        <w:t xml:space="preserve">goes</w:t>
+      </w:r>
+      <w:r>
+        <w:t xml:space="preserve"> </w:t>
+      </w:r>
+      <w:r>
+        <w:rPr>
+          <w:b/>
+          <w:bCs/>
+        </w:rPr>
+        <w:t xml:space="preserve">20 → 40</w:t>
+      </w:r>
+      <w:r>
+        <w:t xml:space="preserve">: the</w:t>
+      </w:r>
+      <w:r>
+        <w:t xml:space="preserve"> </w:t>
+      </w:r>
+      <w:r>
+        <w:t xml:space="preserve">network stack adds long-lived background tasks (net / DHCP / WPA supplicant + NTP + IRC).</w:t>
+      </w:r>
+    </w:p>
+    <w:p>
+      <w:pPr>
+        <w:pStyle w:val="SourceCode"/>
+      </w:pPr>
+      <w:r>
+        <w:rPr>
+          <w:rStyle w:val="KeywordTok"/>
+        </w:rPr>
+        <w:t xml:space="preserve">--- a/include/circle/input/keymap.h</w:t>
+      </w:r>
+      <w:r>
+        <w:br/>
+      </w:r>
+      <w:r>
+        <w:rPr>
+          <w:rStyle w:val="DataTypeTok"/>
+        </w:rPr>
+        <w:t xml:space="preserve">+++ b/include/circle/input/keymap.h</w:t>
+      </w:r>
+      <w:r>
+        <w:br/>
+      </w:r>
+      <w:r>
+        <w:rPr>
+          <w:rStyle w:val="DataTypeTok"/>
+        </w:rPr>
+        <w:t xml:space="preserve">@@ -130,8 +130,9 @@ public:</w:t>
+      </w:r>
+      <w:r>
+        <w:br/>
+      </w:r>
+      <w:r>
+        <w:rPr>
+          <w:rStyle w:val="NormalTok"/>
+        </w:rPr>
+        <w:t xml:space="preserve"> </w:t>
+      </w:r>
+      <w:r>
+        <w:br/>
+      </w:r>
+      <w:r>
+        <w:rPr>
+          <w:rStyle w:val="NormalTok"/>
+        </w:rPr>
+        <w:t xml:space="preserve">    u8 GetLEDStatus (void) const;</w:t>
+      </w:r>
+      <w:r>
+        <w:br/>
+      </w:r>
+      <w:r>
+        <w:rPr>
+          <w:rStyle w:val="NormalTok"/>
+        </w:rPr>
+        <w:t xml:space="preserve"> </w:t>
+      </w:r>
+      <w:r>
+        <w:br/>
+      </w:r>
+      <w:r>
+        <w:rPr>
+          <w:rStyle w:val="StringTok"/>
+        </w:rPr>
+        <w:t xml:space="preserve">-private:</w:t>
+      </w:r>
+      <w:r>
+        <w:br/>
+      </w:r>
+      <w:r>
+        <w:rPr>
+          <w:rStyle w:val="StringTok"/>
+        </w:rPr>
+        <w:t xml:space="preserve">-   static const void *LookupDefaultMap (const char *pLocale);</w:t>
+      </w:r>
+      <w:r>
+        <w:br/>
+      </w:r>
+      <w:r>
+        <w:rPr>
+          <w:rStyle w:val="VariableTok"/>
+        </w:rPr>
+        <w:t xml:space="preserve">+   // Zircon: the keyboard map is empty until the kernel fills it at runtime via</w:t>
+      </w:r>
+      <w:r>
+        <w:br/>
+      </w:r>
+      <w:r>
+        <w:rPr>
+          <w:rStyle w:val="VariableTok"/>
+        </w:rPr>
+        <w:t xml:space="preserve">+   // ClearTable/SetEntry from a SD:/etc/keymaps/*.kmap file -- no country map is</w:t>
+      </w:r>
+      <w:r>
+        <w:br/>
+      </w:r>
+      <w:r>
+        <w:rPr>
+          <w:rStyle w:val="VariableTok"/>
+        </w:rPr>
+        <w:t xml:space="preserve">+   // compiled in (see CKeyMap::CKeyMap and kapi_set_keymap_data).</w:t>
+      </w:r>
+      <w:r>
+        <w:br/>
+      </w:r>
+      <w:r>
+        <w:rPr>
+          <w:rStyle w:val="NormalTok"/>
+        </w:rPr>
+        <w:t xml:space="preserve"> </w:t>
+      </w:r>
+      <w:r>
+        <w:br/>
+      </w:r>
+      <w:r>
+        <w:rPr>
+          <w:rStyle w:val="NormalTok"/>
+        </w:rPr>
+        <w:t xml:space="preserve"> private:</w:t>
+      </w:r>
+      <w:r>
+        <w:br/>
+      </w:r>
+      <w:r>
+        <w:rPr>
+          <w:rStyle w:val="NormalTok"/>
+        </w:rPr>
+        <w:t xml:space="preserve">    u16 m_KeyMap[PHY_MAX_CODE+1][K_CTRLTAB+1];</w:t>
+      </w:r>
+      <w:r>
+        <w:br/>
+      </w:r>
+      <w:r>
+        <w:rPr>
+          <w:rStyle w:val="DataTypeTok"/>
+        </w:rPr>
+        <w:t xml:space="preserve">@@ -141,8 +142,6 @@ private:</w:t>
+      </w:r>
+      <w:r>
+        <w:br/>
+      </w:r>
+      <w:r>
+        <w:rPr>
+          <w:rStyle w:val="NormalTok"/>
+        </w:rPr>
+        <w:t xml:space="preserve">    boolean m_bScrollLock;</w:t>
+      </w:r>
+      <w:r>
+        <w:br/>
+      </w:r>
+      <w:r>
+        <w:rPr>
+          <w:rStyle w:val="NormalTok"/>
+        </w:rPr>
+        <w:t xml:space="preserve">    </w:t>
+      </w:r>
+      <w:r>
+        <w:br/>
+      </w:r>
+      <w:r>
+        <w:rPr>
+          <w:rStyle w:val="NormalTok"/>
+        </w:rPr>
+        <w:t xml:space="preserve">    static const char *s_KeyStrings[KeyMaxCode-KeySpace];</w:t>
+      </w:r>
+      <w:r>
+        <w:br/>
+      </w:r>
+      <w:r>
+        <w:rPr>
+          <w:rStyle w:val="StringTok"/>
+        </w:rPr>
+        <w:t xml:space="preserve">-   static const u16 s_DefaultMap[][PHY_MAX_CODE+1][K_CTRLTAB+1];</w:t>
+      </w:r>
+      <w:r>
+        <w:br/>
+      </w:r>
+      <w:r>
+        <w:rPr>
+          <w:rStyle w:val="StringTok"/>
+        </w:rPr>
+        <w:t xml:space="preserve">-   static const char *s_MapDirectory[];</w:t>
+      </w:r>
+      <w:r>
+        <w:br/>
+      </w:r>
+      <w:r>
+        <w:rPr>
+          <w:rStyle w:val="NormalTok"/>
+        </w:rPr>
+        <w:t xml:space="preserve"> };</w:t>
+      </w:r>
+      <w:r>
+        <w:br/>
+      </w:r>
+      <w:r>
+        <w:br/>
+      </w:r>
+      <w:r>
+        <w:rPr>
+          <w:rStyle w:val="KeywordTok"/>
+        </w:rPr>
+        <w:t xml:space="preserve">--- a/lib/input/keymap.cpp</w:t>
+      </w:r>
+      <w:r>
+        <w:br/>
+      </w:r>
+      <w:r>
+        <w:rPr>
+          <w:rStyle w:val="DataTypeTok"/>
+        </w:rPr>
+        <w:t xml:space="preserve">+++ b/lib/input/keymap.cpp</w:t>
+      </w:r>
+      <w:r>
+        <w:br/>
+      </w:r>
+      <w:r>
+        <w:rPr>
+          <w:rStyle w:val="DataTypeTok"/>
+        </w:rPr>
+        <w:t xml:space="preserve">@@ -96,60 +96,16 @@ const char *CKeyMap::s_KeyStrings[KeyMaxCode-KeySpace] =</w:t>
+      </w:r>
+      <w:r>
+        <w:br/>
+      </w:r>
+      <w:r>
+        <w:rPr>
+          <w:rStyle w:val="NormalTok"/>
+        </w:rPr>
+        <w:t xml:space="preserve">    "."         // KeyKP_Period</w:t>
+      </w:r>
+      <w:r>
+        <w:br/>
+      </w:r>
+      <w:r>
+        <w:rPr>
+          <w:rStyle w:val="NormalTok"/>
+        </w:rPr>
+        <w:t xml:space="preserve"> };</w:t>
+      </w:r>
+      <w:r>
+        <w:br/>
+      </w:r>
+      <w:r>
+        <w:rPr>
+          <w:rStyle w:val="NormalTok"/>
+        </w:rPr>
+        <w:t xml:space="preserve"> </w:t>
+      </w:r>
+      <w:r>
+        <w:br/>
+      </w:r>
+      <w:r>
+        <w:rPr>
+          <w:rStyle w:val="StringTok"/>
+        </w:rPr>
+        <w:t xml:space="preserve">-#define C(chr)     ((u16) (u8) (chr))</w:t>
+      </w:r>
+      <w:r>
+        <w:br/>
+      </w:r>
+      <w:r>
+        <w:rPr>
+          <w:rStyle w:val="StringTok"/>
+        </w:rPr>
+        <w:t xml:space="preserve">-</w:t>
+      </w:r>
+      <w:r>
+        <w:br/>
+      </w:r>
+      <w:r>
+        <w:rPr>
+          <w:rStyle w:val="StringTok"/>
+        </w:rPr>
+        <w:t xml:space="preserve">-const u16 CKeyMap::s_DefaultMap[][PHY_MAX_CODE+1][K_CTRLTAB+1] =</w:t>
+      </w:r>
+      <w:r>
+        <w:br/>
+      </w:r>
+      <w:r>
+        <w:rPr>
+          <w:rStyle w:val="StringTok"/>
+        </w:rPr>
+        <w:t xml:space="preserve">-{</w:t>
+      </w:r>
+      <w:r>
+        <w:br/>
+      </w:r>
+      <w:r>
+        <w:rPr>
+          <w:rStyle w:val="StringTok"/>
+        </w:rPr>
+        <w:t xml:space="preserve">-   {</w:t>
+      </w:r>
+      <w:r>
+        <w:br/>
+      </w:r>
+      <w:r>
+        <w:rPr>
+          <w:rStyle w:val="StringTok"/>
+        </w:rPr>
+        <w:t xml:space="preserve">-       #include "keymap_de.h"</w:t>
+      </w:r>
+      <w:r>
+        <w:br/>
+      </w:r>
+      <w:r>
+        <w:rPr>
+          <w:rStyle w:val="StringTok"/>
+        </w:rPr>
+        <w:t xml:space="preserve">-   }, {</w:t>
+      </w:r>
+      <w:r>
+        <w:br/>
+      </w:r>
+      <w:r>
+        <w:rPr>
+          <w:rStyle w:val="StringTok"/>
+        </w:rPr>
+        <w:t xml:space="preserve">-       #include "keymap_dv.h"</w:t>
+      </w:r>
+      <w:r>
+        <w:br/>
+      </w:r>
+      <w:r>
+        <w:rPr>
+          <w:rStyle w:val="StringTok"/>
+        </w:rPr>
+        <w:t xml:space="preserve">-   }, {</w:t>
+      </w:r>
+      <w:r>
+        <w:br/>
+      </w:r>
+      <w:r>
+        <w:rPr>
+          <w:rStyle w:val="StringTok"/>
+        </w:rPr>
+        <w:t xml:space="preserve">-       ... (fr, es, it, uk, us)</w:t>
+      </w:r>
+      <w:r>
+        <w:br/>
+      </w:r>
+      <w:r>
+        <w:rPr>
+          <w:rStyle w:val="StringTok"/>
+        </w:rPr>
+        <w:t xml:space="preserve">-   }</w:t>
+      </w:r>
+      <w:r>
+        <w:br/>
+      </w:r>
+      <w:r>
+        <w:rPr>
+          <w:rStyle w:val="StringTok"/>
+        </w:rPr>
+        <w:t xml:space="preserve">-};</w:t>
+      </w:r>
+      <w:r>
+        <w:br/>
+      </w:r>
+      <w:r>
+        <w:rPr>
+          <w:rStyle w:val="StringTok"/>
+        </w:rPr>
+        <w:t xml:space="preserve">-</w:t>
+      </w:r>
+      <w:r>
+        <w:br/>
+      </w:r>
+      <w:r>
+        <w:rPr>
+          <w:rStyle w:val="StringTok"/>
+        </w:rPr>
+        <w:t xml:space="preserve">-const char *CKeyMap::s_MapDirectory[] = { "DE","DV","ES","FR","IT","UK","US", 0 };</w:t>
+      </w:r>
+      <w:r>
+        <w:br/>
+      </w:r>
+      <w:r>
+        <w:rPr>
+          <w:rStyle w:val="StringTok"/>
+        </w:rPr>
+        <w:t xml:space="preserve">-</w:t>
+      </w:r>
+      <w:r>
+        <w:br/>
+      </w:r>
+      <w:r>
+        <w:rPr>
+          <w:rStyle w:val="VariableTok"/>
+        </w:rPr>
+        <w:t xml:space="preserve">+// Zircon: the kernel compiles in NO country maps -- keyboard layouts ship as</w:t>
+      </w:r>
+      <w:r>
+        <w:br/>
+      </w:r>
+      <w:r>
+        <w:rPr>
+          <w:rStyle w:val="VariableTok"/>
+        </w:rPr>
+        <w:t xml:space="preserve">+// SD:/etc/keymaps/*.kmap data files and are loaded at runtime through ClearTable/SetEntry</w:t>
+      </w:r>
+      <w:r>
+        <w:br/>
+      </w:r>
+      <w:r>
+        <w:rPr>
+          <w:rStyle w:val="VariableTok"/>
+        </w:rPr>
+        <w:t xml:space="preserve">+// (see kapi_set_keymap_data). So a fresh keymap starts empty (every entry KeyNone).</w:t>
+      </w:r>
+      <w:r>
+        <w:br/>
+      </w:r>
+      <w:r>
+        <w:rPr>
+          <w:rStyle w:val="NormalTok"/>
+        </w:rPr>
+        <w:t xml:space="preserve"> CKeyMap::CKeyMap (void)</w:t>
+      </w:r>
+      <w:r>
+        <w:br/>
+      </w:r>
+      <w:r>
+        <w:rPr>
+          <w:rStyle w:val="NormalTok"/>
+        </w:rPr>
+        <w:t xml:space="preserve"> :  m_bCapsLock (FALSE), m_bNumLock (FALSE), m_bScrollLock (FALSE)</w:t>
+      </w:r>
+      <w:r>
+        <w:br/>
+      </w:r>
+      <w:r>
+        <w:rPr>
+          <w:rStyle w:val="NormalTok"/>
+        </w:rPr>
+        <w:t xml:space="preserve"> {</w:t>
+      </w:r>
+      <w:r>
+        <w:br/>
+      </w:r>
+      <w:r>
+        <w:rPr>
+          <w:rStyle w:val="StringTok"/>
+        </w:rPr>
+        <w:t xml:space="preserve">-   const char *pLocale = CKernelOptions::Get ()-&gt;GetKeyMap ();</w:t>
+      </w:r>
+      <w:r>
+        <w:br/>
+      </w:r>
+      <w:r>
+        <w:rPr>
+          <w:rStyle w:val="StringTok"/>
+        </w:rPr>
+        <w:t xml:space="preserve">-   const void *pDefaultMap = LookupDefaultMap (pLocale);</w:t>
+      </w:r>
+      <w:r>
+        <w:br/>
+      </w:r>
+      <w:r>
+        <w:rPr>
+          <w:rStyle w:val="StringTok"/>
+        </w:rPr>
+        <w:t xml:space="preserve">-   ... (fallback to DEFAULT_KEYMAP)</w:t>
+      </w:r>
+      <w:r>
+        <w:br/>
+      </w:r>
+      <w:r>
+        <w:rPr>
+          <w:rStyle w:val="StringTok"/>
+        </w:rPr>
+        <w:t xml:space="preserve">-   memcpy (m_KeyMap, pDefaultMap, sizeof m_KeyMap);</w:t>
+      </w:r>
+      <w:r>
+        <w:br/>
+      </w:r>
+      <w:r>
+        <w:rPr>
+          <w:rStyle w:val="VariableTok"/>
+        </w:rPr>
+        <w:t xml:space="preserve">+   memset (m_KeyMap, 0, sizeof m_KeyMap);      // KeyNone == 0</w:t>
+      </w:r>
+      <w:r>
+        <w:br/>
+      </w:r>
+      <w:r>
+        <w:rPr>
+          <w:rStyle w:val="NormalTok"/>
+        </w:rPr>
+        <w:t xml:space="preserve"> }</w:t>
+      </w:r>
+      <w:r>
+        <w:br/>
+      </w:r>
+      <w:r>
+        <w:rPr>
+          <w:rStyle w:val="DataTypeTok"/>
+        </w:rPr>
+        <w:t xml:space="preserve">@@ -336,17 +292,3 @@ u8 CKeyMap::GetLEDStatus (void) const</w:t>
+      </w:r>
+      <w:r>
+        <w:br/>
+      </w:r>
+      <w:r>
+        <w:rPr>
+          <w:rStyle w:val="StringTok"/>
+        </w:rPr>
+        <w:t xml:space="preserve">-const void *CKeyMap::LookupDefaultMap (const char *pLocale)</w:t>
+      </w:r>
+      <w:r>
+        <w:br/>
+      </w:r>
+      <w:r>
+        <w:rPr>
+          <w:rStyle w:val="StringTok"/>
+        </w:rPr>
+        <w:t xml:space="preserve">-{</w:t>
+      </w:r>
+      <w:r>
+        <w:br/>
+      </w:r>
+      <w:r>
+        <w:rPr>
+          <w:rStyle w:val="StringTok"/>
+        </w:rPr>
+        <w:t xml:space="preserve">-   for (unsigned nMap = 0; s_MapDirectory[nMap] != 0; nMap++)</w:t>
+      </w:r>
+      <w:r>
+        <w:br/>
+      </w:r>
+      <w:r>
+        <w:rPr>
+          <w:rStyle w:val="StringTok"/>
+        </w:rPr>
+        <w:t xml:space="preserve">-       if (strcmp (s_MapDirectory[nMap], pLocale) == 0)</w:t>
+      </w:r>
+      <w:r>
+        <w:br/>
+      </w:r>
+      <w:r>
+        <w:rPr>
+          <w:rStyle w:val="StringTok"/>
+        </w:rPr>
+        <w:t xml:space="preserve">-           return s_DefaultMap[nMap];</w:t>
+      </w:r>
+      <w:r>
+        <w:br/>
+      </w:r>
+      <w:r>
+        <w:rPr>
+          <w:rStyle w:val="StringTok"/>
+        </w:rPr>
+        <w:t xml:space="preserve">-   return 0;</w:t>
+      </w:r>
+      <w:r>
+        <w:br/>
+      </w:r>
+      <w:r>
+        <w:rPr>
+          <w:rStyle w:val="StringTok"/>
+        </w:rPr>
+        <w:t xml:space="preserve">-}</w:t>
+      </w:r>
+      <w:r>
+        <w:br/>
+      </w:r>
+      <w:r>
+        <w:br/>
+      </w:r>
+      <w:r>
+        <w:rPr>
+          <w:rStyle w:val="KeywordTok"/>
+        </w:rPr>
+        <w:t xml:space="preserve">--- a/include/circle/input/keyboardbehaviour.h</w:t>
+      </w:r>
+      <w:r>
+        <w:br/>
+      </w:r>
+      <w:r>
+        <w:rPr>
+          <w:rStyle w:val="DataTypeTok"/>
+        </w:rPr>
+        <w:t xml:space="preserve">+++ b/include/circle/input/keyboardbehaviour.h</w:t>
+      </w:r>
+      <w:r>
+        <w:br/>
+      </w:r>
+      <w:r>
+        <w:rPr>
+          <w:rStyle w:val="DataTypeTok"/>
+        </w:rPr>
+        <w:t xml:space="preserve">@@ -69,6 +69,8 @@ public:</w:t>
+      </w:r>
+      <w:r>
+        <w:br/>
+      </w:r>
+      <w:r>
+        <w:rPr>
+          <w:rStyle w:val="NormalTok"/>
+        </w:rPr>
+        <w:t xml:space="preserve">    u8 GetLEDStatus (void) const;</w:t>
+      </w:r>
+      <w:r>
+        <w:br/>
+      </w:r>
+      <w:r>
+        <w:rPr>
+          <w:rStyle w:val="NormalTok"/>
+        </w:rPr>
+        <w:t xml:space="preserve"> </w:t>
+      </w:r>
+      <w:r>
+        <w:br/>
+      </w:r>
+      <w:r>
+        <w:rPr>
+          <w:rStyle w:val="VariableTok"/>
+        </w:rPr>
+        <w:t xml:space="preserve">+   CKeyMap *GetKeyMap (void)   { return &amp;m_KeyMap; }   // Zircon: runtime layout switch</w:t>
+      </w:r>
+      <w:r>
+        <w:br/>
+      </w:r>
+      <w:r>
+        <w:rPr>
+          <w:rStyle w:val="VariableTok"/>
+        </w:rPr>
+        <w:t xml:space="preserve">+</w:t>
+      </w:r>
+      <w:r>
+        <w:br/>
+      </w:r>
+      <w:r>
+        <w:rPr>
+          <w:rStyle w:val="NormalTok"/>
+        </w:rPr>
+        <w:t xml:space="preserve"> private:</w:t>
+      </w:r>
+      <w:r>
+        <w:br/>
+      </w:r>
+      <w:r>
+        <w:rPr>
+          <w:rStyle w:val="NormalTok"/>
+        </w:rPr>
+        <w:t xml:space="preserve">    void GenerateKeyEvent (u8 ucKeyCode);</w:t>
+      </w:r>
+      <w:r>
+        <w:br/>
+      </w:r>
+      <w:r>
+        <w:br/>
+      </w:r>
+      <w:r>
+        <w:rPr>
+          <w:rStyle w:val="KeywordTok"/>
+        </w:rPr>
+        <w:t xml:space="preserve">--- a/include/circle/usb/usbkeyboard.h</w:t>
+      </w:r>
+      <w:r>
+        <w:br/>
+      </w:r>
+      <w:r>
+        <w:rPr>
+          <w:rStyle w:val="DataTypeTok"/>
+        </w:rPr>
+        <w:t xml:space="preserve">+++ b/include/circle/usb/usbkeyboard.h</w:t>
+      </w:r>
+      <w:r>
+        <w:br/>
+      </w:r>
+      <w:r>
+        <w:rPr>
+          <w:rStyle w:val="DataTypeTok"/>
+        </w:rPr>
+        <w:t xml:space="preserve">@@ -62,6 +62,9 @@ public:</w:t>
+      </w:r>
+      <w:r>
+        <w:br/>
+      </w:r>
+      <w:r>
+        <w:rPr>
+          <w:rStyle w:val="NormalTok"/>
+        </w:rPr>
+        <w:t xml:space="preserve">    boolean SetLEDs (u8 ucStatus);</w:t>
+      </w:r>
+      <w:r>
+        <w:br/>
+      </w:r>
+      <w:r>
+        <w:rPr>
+          <w:rStyle w:val="NormalTok"/>
+        </w:rPr>
+        <w:t xml:space="preserve"> </w:t>
+      </w:r>
+      <w:r>
+        <w:br/>
+      </w:r>
+      <w:r>
+        <w:rPr>
+          <w:rStyle w:val="VariableTok"/>
+        </w:rPr>
+        <w:t xml:space="preserve">+   // Zircon: access the cooked-mode key map so the layout can be switched at runtime.</w:t>
+      </w:r>
+      <w:r>
+        <w:br/>
+      </w:r>
+      <w:r>
+        <w:rPr>
+          <w:rStyle w:val="VariableTok"/>
+        </w:rPr>
+        <w:t xml:space="preserve">+   CKeyMap *GetKeyMap (void)   { return m_Behaviour.GetKeyMap (); }</w:t>
+      </w:r>
+      <w:r>
+        <w:br/>
+      </w:r>
+      <w:r>
+        <w:rPr>
+          <w:rStyle w:val="VariableTok"/>
+        </w:rPr>
+        <w:t xml:space="preserve">+</w:t>
+      </w:r>
+      <w:r>
+        <w:br/>
+      </w:r>
+      <w:r>
+        <w:rPr>
+          <w:rStyle w:val="NormalTok"/>
+        </w:rPr>
+        <w:t xml:space="preserve"> private:</w:t>
+      </w:r>
+      <w:r>
+        <w:br/>
+      </w:r>
+      <w:r>
+        <w:rPr>
+          <w:rStyle w:val="NormalTok"/>
+        </w:rPr>
+        <w:t xml:space="preserve">    void ReportHandler (const u8 *pReport, unsigned nReportSize);</w:t>
+      </w:r>
+      <w:r>
+        <w:br/>
+      </w:r>
+      <w:r>
+        <w:br/>
+      </w:r>
+      <w:r>
+        <w:rPr>
+          <w:rStyle w:val="KeywordTok"/>
+        </w:rPr>
+        <w:t xml:space="preserve">--- a/include/circle/sysconfig.h</w:t>
+      </w:r>
+      <w:r>
+        <w:br/>
+      </w:r>
+      <w:r>
+        <w:rPr>
+          <w:rStyle w:val="DataTypeTok"/>
+        </w:rPr>
+        <w:t xml:space="preserve">+++ b/include/circle/sysconfig.h</w:t>
+      </w:r>
+      <w:r>
+        <w:br/>
+      </w:r>
+      <w:r>
+        <w:rPr>
+          <w:rStyle w:val="DataTypeTok"/>
+        </w:rPr>
+        <w:t xml:space="preserve">@@ -273,7 +277,8 @@</w:t>
+      </w:r>
+      <w:r>
+        <w:br/>
+      </w:r>
+      <w:r>
+        <w:rPr>
+          <w:rStyle w:val="NormalTok"/>
+        </w:rPr>
+        <w:t xml:space="preserve"> #ifndef MAX_TASKS</w:t>
+      </w:r>
+      <w:r>
+        <w:br/>
+      </w:r>
+      <w:r>
+        <w:rPr>
+          <w:rStyle w:val="StringTok"/>
+        </w:rPr>
+        <w:t xml:space="preserve">-#define MAX_TASKS      20</w:t>
+      </w:r>
+      <w:r>
+        <w:br/>
+      </w:r>
+      <w:r>
+        <w:rPr>
+          <w:rStyle w:val="VariableTok"/>
+        </w:rPr>
+        <w:t xml:space="preserve">+#define MAX_TASKS      40      // Onyx: bumped from 20 -- net stack adds</w:t>
+      </w:r>
+      <w:r>
+        <w:br/>
+      </w:r>
+      <w:r>
+        <w:rPr>
+          <w:rStyle w:val="VariableTok"/>
+        </w:rPr>
+        <w:t xml:space="preserve">+                       // background tasks (net/DHCP/WPA + NTP/IRC)</w:t>
+      </w:r>
+      <w:r>
+        <w:br/>
+      </w:r>
+      <w:r>
+        <w:rPr>
+          <w:rStyle w:val="NormalTok"/>
+        </w:rPr>
+        <w:t xml:space="preserve"> #endif</w:t>
+      </w:r>
+    </w:p>
+    <w:p>
+      <w:pPr>
+        <w:pStyle w:val="FirstParagraph"/>
+      </w:pPr>
+      <w:r>
+        <w:rPr>
+          <w:i/>
+          <w:iCs/>
+        </w:rPr>
+        <w:t xml:space="preserve">(The 7</w:t>
+      </w:r>
+      <w:r>
+        <w:rPr>
+          <w:i/>
+          <w:iCs/>
+        </w:rPr>
+        <w:t xml:space="preserve"> </w:t>
+      </w:r>
+      <w:r>
+        <w:rPr>
+          <w:rStyle w:val="VerbatimChar"/>
+          <w:i/>
+          <w:iCs/>
+        </w:rPr>
+        <w:t xml:space="preserve">lib/input/keymap_*.h</w:t>
+      </w:r>
+      <w:r>
+        <w:rPr>
+          <w:i/>
+          <w:iCs/>
+        </w:rPr>
+        <w:t xml:space="preserve"> </w:t>
+      </w:r>
+      <w:r>
+        <w:rPr>
+          <w:i/>
+          <w:iCs/>
+        </w:rPr>
+        <w:t xml:space="preserve">tables are deleted — 905 lines — and not shown here.)</w:t>
+      </w:r>
+    </w:p>
+    <w:bookmarkEnd w:id="20"/>
+    <w:bookmarkStart w:id="21" w:name="Xcadfa65637ee829ddd50b2c4f7fdc1b265fdc27"/>
+    <w:p>
+      <w:pPr>
+        <w:pStyle w:val="Heading2"/>
+      </w:pPr>
+      <w:r>
+        <w:t xml:space="preserve">2. Heap large-block reuse (fix per-launch leak)</w:t>
+      </w:r>
+    </w:p>
+    <w:p>
+      <w:pPr>
+        <w:pStyle w:val="FirstParagraph"/>
+      </w:pPr>
+      <w:r>
+        <w:rPr>
+          <w:b/>
+          <w:bCs/>
+        </w:rPr>
+        <w:t xml:space="preserve">Why.</w:t>
+      </w:r>
+      <w:r>
+        <w:t xml:space="preserve"> </w:t>
+      </w:r>
+      <w:r>
+        <w:t xml:space="preserve">Circle's</w:t>
+      </w:r>
+      <w:r>
+        <w:t xml:space="preserve"> </w:t>
+      </w:r>
+      <w:r>
+        <w:rPr>
+          <w:rStyle w:val="VerbatimChar"/>
+        </w:rPr>
+        <w:t xml:space="preserve">CHeapAllocator</w:t>
+      </w:r>
+      <w:r>
+        <w:t xml:space="preserve"> </w:t>
+      </w:r>
+      <w:r>
+        <w:t xml:space="preserve">keeps freed blocks on per-size</w:t>
+      </w:r>
+      <w:r>
+        <w:t xml:space="preserve"> </w:t>
+      </w:r>
+      <w:r>
+        <w:rPr>
+          <w:b/>
+          <w:bCs/>
+        </w:rPr>
+        <w:t xml:space="preserve">bucket</w:t>
+      </w:r>
+      <w:r>
+        <w:t xml:space="preserve"> </w:t>
+      </w:r>
+      <w:r>
+        <w:t xml:space="preserve">free lists, but</w:t>
+      </w:r>
+      <w:r>
+        <w:t xml:space="preserve"> </w:t>
+      </w:r>
+      <w:r>
+        <w:t xml:space="preserve">the buckets top out at</w:t>
+      </w:r>
+      <w:r>
+        <w:t xml:space="preserve"> </w:t>
+      </w:r>
+      <w:r>
+        <w:rPr>
+          <w:rStyle w:val="VerbatimChar"/>
+        </w:rPr>
+        <w:t xml:space="preserve">0x80000</w:t>
+      </w:r>
+      <w:r>
+        <w:t xml:space="preserve"> </w:t>
+      </w:r>
+      <w:r>
+        <w:t xml:space="preserve">= 512 KB. A block</w:t>
+      </w:r>
+      <w:r>
+        <w:t xml:space="preserve"> </w:t>
+      </w:r>
+      <w:r>
+        <w:rPr>
+          <w:b/>
+          <w:bCs/>
+        </w:rPr>
+        <w:t xml:space="preserve">bigger than the top bucket cannot be</w:t>
+      </w:r>
+      <w:r>
+        <w:rPr>
+          <w:b/>
+          <w:bCs/>
+        </w:rPr>
+        <w:t xml:space="preserve"> </w:t>
+      </w:r>
+      <w:r>
+        <w:rPr>
+          <w:b/>
+          <w:bCs/>
+        </w:rPr>
+        <w:t xml:space="preserve">returned to any free list and is lost</w:t>
+      </w:r>
+      <w:r>
+        <w:t xml:space="preserve"> </w:t>
+      </w:r>
+      <w:r>
+        <w:t xml:space="preserve">on</w:t>
+      </w:r>
+      <w:r>
+        <w:t xml:space="preserve"> </w:t>
+      </w:r>
+      <w:r>
+        <w:rPr>
+          <w:rStyle w:val="VerbatimChar"/>
+        </w:rPr>
+        <w:t xml:space="preserve">Free()</w:t>
+      </w:r>
+      <w:r>
+        <w:t xml:space="preserve">. Onyx allocates large blocks routinely —</w:t>
+      </w:r>
+      <w:r>
+        <w:t xml:space="preserve"> </w:t>
+      </w:r>
+      <w:r>
+        <w:t xml:space="preserve">a window</w:t>
+      </w:r>
+      <w:r>
+        <w:t xml:space="preserve"> </w:t>
+      </w:r>
+      <w:r>
+        <w:rPr>
+          <w:b/>
+          <w:bCs/>
+        </w:rPr>
+        <w:t xml:space="preserve">canvas</w:t>
+      </w:r>
+      <w:r>
+        <w:t xml:space="preserve"> </w:t>
+      </w:r>
+      <w:r>
+        <w:t xml:space="preserve">is up to ~3 MB (1024×768×4) — so</w:t>
+      </w:r>
+      <w:r>
+        <w:t xml:space="preserve"> </w:t>
+      </w:r>
+      <w:r>
+        <w:rPr>
+          <w:b/>
+          <w:bCs/>
+        </w:rPr>
+        <w:t xml:space="preserve">every app launch leaked its canvas</w:t>
+      </w:r>
+      <w:r>
+        <w:t xml:space="preserve">.</w:t>
       </w:r>
     </w:p>
     <w:p>
@@ -961,15 +2530,59 @@
       </w:pPr>
       <w:r>
         <w:rPr>
+          <w:b/>
+          <w:bCs/>
+        </w:rPr>
+        <w:t xml:space="preserve">Fix.</w:t>
+      </w:r>
+      <w:r>
+        <w:t xml:space="preserve"> </w:t>
+      </w:r>
+      <w:r>
+        <w:t xml:space="preserve">Add</w:t>
+      </w:r>
+      <w:r>
+        <w:t xml:space="preserve"> </w:t>
+      </w:r>
+      <w:r>
+        <w:rPr>
+          <w:b/>
+          <w:bCs/>
+        </w:rPr>
+        <w:t xml:space="preserve">power-of-two "large" free lists</w:t>
+      </w:r>
+      <w:r>
+        <w:t xml:space="preserve"> </w:t>
+      </w:r>
+      <w:r>
+        <w:t xml:space="preserve">alongside the buckets: a too-big block is</w:t>
+      </w:r>
+      <w:r>
+        <w:t xml:space="preserve"> </w:t>
+      </w:r>
+      <w:r>
+        <w:t xml:space="preserve">rounded to its power-of-two class and pushed onto</w:t>
+      </w:r>
+      <w:r>
+        <w:t xml:space="preserve"> </w:t>
+      </w:r>
+      <w:r>
+        <w:rPr>
           <w:rStyle w:val="VerbatimChar"/>
         </w:rPr>
-        <w:t xml:space="preserve">lib/input/keymap.cpp</w:t>
-      </w:r>
-      <w:r>
-        <w:t xml:space="preserve"> </w:t>
-      </w:r>
-      <w:r>
-        <w:t xml:space="preserve">(+ declaration in</w:t>
+        <w:t xml:space="preserve">m_pLargeFreeList[exp]</w:t>
+      </w:r>
+      <w:r>
+        <w:t xml:space="preserve"> </w:t>
+      </w:r>
+      <w:r>
+        <w:t xml:space="preserve">on free, and reused</w:t>
+      </w:r>
+      <w:r>
+        <w:t xml:space="preserve"> </w:t>
+      </w:r>
+      <w:r>
+        <w:t xml:space="preserve">from it on allocate. A running</w:t>
       </w:r>
       <w:r>
         <w:t xml:space="preserve"> </w:t>
@@ -978,10 +2591,77 @@
         <w:rPr>
           <w:rStyle w:val="VerbatimChar"/>
         </w:rPr>
-        <w:t xml:space="preserve">include/circle/input/keymap.h</w:t>
-      </w:r>
-      <w:r>
-        <w:t xml:space="preserve">):</w:t>
+        <w:t xml:space="preserve">m_nFreeListBytes</w:t>
+      </w:r>
+      <w:r>
+        <w:t xml:space="preserve"> </w:t>
+      </w:r>
+      <w:r>
+        <w:t xml:space="preserve">counter (exposed via</w:t>
+      </w:r>
+      <w:r>
+        <w:t xml:space="preserve"> </w:t>
+      </w:r>
+      <w:r>
+        <w:rPr>
+          <w:rStyle w:val="VerbatimChar"/>
+        </w:rPr>
+        <w:t xml:space="preserve">GetFreeListSpace()</w:t>
+      </w:r>
+      <w:r>
+        <w:t xml:space="preserve">)</w:t>
+      </w:r>
+      <w:r>
+        <w:t xml:space="preserve"> </w:t>
+      </w:r>
+      <w:r>
+        <w:t xml:space="preserve">feeds the</w:t>
+      </w:r>
+      <w:r>
+        <w:t xml:space="preserve"> </w:t>
+      </w:r>
+      <w:r>
+        <w:rPr>
+          <w:rStyle w:val="VerbatimChar"/>
+        </w:rPr>
+        <w:t xml:space="preserve">meminfo</w:t>
+      </w:r>
+      <w:r>
+        <w:t xml:space="preserve"> </w:t>
+      </w:r>
+      <w:r>
+        <w:t xml:space="preserve">accounting (patch 3).</w:t>
+      </w:r>
+      <w:r>
+        <w:t xml:space="preserve"> </w:t>
+      </w:r>
+      <w:r>
+        <w:rPr>
+          <w:b/>
+          <w:bCs/>
+        </w:rPr>
+        <w:t xml:space="preserve">Rebuild</w:t>
+      </w:r>
+      <w:r>
+        <w:rPr>
+          <w:b/>
+          <w:bCs/>
+        </w:rPr>
+        <w:t xml:space="preserve"> </w:t>
+      </w:r>
+      <w:r>
+        <w:rPr>
+          <w:rStyle w:val="VerbatimChar"/>
+          <w:b/>
+          <w:bCs/>
+        </w:rPr>
+        <w:t xml:space="preserve">libcircle</w:t>
+      </w:r>
+      <w:r>
+        <w:t xml:space="preserve"> </w:t>
+      </w:r>
+      <w:r>
+        <w:t xml:space="preserve">after this change.</w:t>
       </w:r>
     </w:p>
     <w:p>
@@ -990,351 +2670,895 @@
       </w:pPr>
       <w:r>
         <w:rPr>
-          <w:rStyle w:val="CommentTok"/>
-        </w:rPr>
-        <w:t xml:space="preserve">// switch to another compiled-in country map at runtime; FALSE if the locale is unknown</w:t>
-      </w:r>
-      <w:r>
-        <w:br/>
-      </w:r>
-      <w:r>
-        <w:rPr>
-          <w:rStyle w:val="NormalTok"/>
-        </w:rPr>
-        <w:t xml:space="preserve">boolean CKeyMap</w:t>
-      </w:r>
-      <w:r>
-        <w:rPr>
-          <w:rStyle w:val="OperatorTok"/>
-        </w:rPr>
-        <w:t xml:space="preserve">::</w:t>
-      </w:r>
-      <w:r>
-        <w:rPr>
-          <w:rStyle w:val="NormalTok"/>
-        </w:rPr>
-        <w:t xml:space="preserve">LoadMap </w:t>
-      </w:r>
-      <w:r>
-        <w:rPr>
-          <w:rStyle w:val="OperatorTok"/>
-        </w:rPr>
-        <w:t xml:space="preserve">(</w:t>
-      </w:r>
-      <w:r>
-        <w:rPr>
-          <w:rStyle w:val="AttributeTok"/>
-        </w:rPr>
-        <w:t xml:space="preserve">const</w:t>
-      </w:r>
-      <w:r>
-        <w:rPr>
-          <w:rStyle w:val="NormalTok"/>
-        </w:rPr>
-        <w:t xml:space="preserve"> </w:t>
+          <w:rStyle w:val="KeywordTok"/>
+        </w:rPr>
+        <w:t xml:space="preserve">--- a/include/circle/heapallocator.h</w:t>
+      </w:r>
+      <w:r>
+        <w:br/>
       </w:r>
       <w:r>
         <w:rPr>
           <w:rStyle w:val="DataTypeTok"/>
         </w:rPr>
-        <w:t xml:space="preserve">char</w:t>
-      </w:r>
-      <w:r>
-        <w:rPr>
-          <w:rStyle w:val="NormalTok"/>
-        </w:rPr>
-        <w:t xml:space="preserve"> </w:t>
-      </w:r>
-      <w:r>
-        <w:rPr>
-          <w:rStyle w:val="OperatorTok"/>
-        </w:rPr>
-        <w:t xml:space="preserve">*</w:t>
-      </w:r>
-      <w:r>
-        <w:rPr>
-          <w:rStyle w:val="NormalTok"/>
-        </w:rPr>
-        <w:t xml:space="preserve">pLocale</w:t>
-      </w:r>
-      <w:r>
-        <w:rPr>
-          <w:rStyle w:val="OperatorTok"/>
-        </w:rPr>
-        <w:t xml:space="preserve">)</w:t>
-      </w:r>
-      <w:r>
-        <w:br/>
-      </w:r>
-      <w:r>
-        <w:rPr>
-          <w:rStyle w:val="OperatorTok"/>
-        </w:rPr>
-        <w:t xml:space="preserve">{</w:t>
-      </w:r>
-      <w:r>
-        <w:br/>
-      </w:r>
-      <w:r>
-        <w:rPr>
-          <w:rStyle w:val="NormalTok"/>
-        </w:rPr>
-        <w:t xml:space="preserve">    </w:t>
-      </w:r>
-      <w:r>
-        <w:rPr>
-          <w:rStyle w:val="AttributeTok"/>
-        </w:rPr>
-        <w:t xml:space="preserve">const</w:t>
-      </w:r>
-      <w:r>
-        <w:rPr>
-          <w:rStyle w:val="NormalTok"/>
-        </w:rPr>
-        <w:t xml:space="preserve"> </w:t>
+        <w:t xml:space="preserve">+++ b/include/circle/heapallocator.h</w:t>
+      </w:r>
+      <w:r>
+        <w:br/>
       </w:r>
       <w:r>
         <w:rPr>
           <w:rStyle w:val="DataTypeTok"/>
         </w:rPr>
-        <w:t xml:space="preserve">void</w:t>
-      </w:r>
-      <w:r>
-        <w:rPr>
-          <w:rStyle w:val="NormalTok"/>
-        </w:rPr>
-        <w:t xml:space="preserve"> </w:t>
-      </w:r>
-      <w:r>
-        <w:rPr>
-          <w:rStyle w:val="OperatorTok"/>
-        </w:rPr>
-        <w:t xml:space="preserve">*</w:t>
-      </w:r>
-      <w:r>
-        <w:rPr>
-          <w:rStyle w:val="NormalTok"/>
-        </w:rPr>
-        <w:t xml:space="preserve">pMap </w:t>
-      </w:r>
-      <w:r>
-        <w:rPr>
-          <w:rStyle w:val="OperatorTok"/>
-        </w:rPr>
-        <w:t xml:space="preserve">=</w:t>
-      </w:r>
-      <w:r>
-        <w:rPr>
-          <w:rStyle w:val="NormalTok"/>
-        </w:rPr>
-        <w:t xml:space="preserve"> LookupDefaultMap </w:t>
-      </w:r>
-      <w:r>
-        <w:rPr>
-          <w:rStyle w:val="OperatorTok"/>
-        </w:rPr>
-        <w:t xml:space="preserve">(</w:t>
-      </w:r>
-      <w:r>
-        <w:rPr>
-          <w:rStyle w:val="NormalTok"/>
-        </w:rPr>
-        <w:t xml:space="preserve">pLocale</w:t>
-      </w:r>
-      <w:r>
-        <w:rPr>
-          <w:rStyle w:val="OperatorTok"/>
-        </w:rPr>
-        <w:t xml:space="preserve">);</w:t>
-      </w:r>
-      <w:r>
-        <w:br/>
-      </w:r>
-      <w:r>
-        <w:rPr>
-          <w:rStyle w:val="NormalTok"/>
-        </w:rPr>
-        <w:t xml:space="preserve">    </w:t>
-      </w:r>
-      <w:r>
-        <w:rPr>
-          <w:rStyle w:val="ControlFlowTok"/>
-        </w:rPr>
-        <w:t xml:space="preserve">if</w:t>
-      </w:r>
-      <w:r>
-        <w:rPr>
-          <w:rStyle w:val="NormalTok"/>
-        </w:rPr>
-        <w:t xml:space="preserve"> </w:t>
-      </w:r>
-      <w:r>
-        <w:rPr>
-          <w:rStyle w:val="OperatorTok"/>
-        </w:rPr>
-        <w:t xml:space="preserve">(</w:t>
-      </w:r>
-      <w:r>
-        <w:rPr>
-          <w:rStyle w:val="NormalTok"/>
-        </w:rPr>
-        <w:t xml:space="preserve">pMap </w:t>
-      </w:r>
-      <w:r>
-        <w:rPr>
-          <w:rStyle w:val="OperatorTok"/>
-        </w:rPr>
-        <w:t xml:space="preserve">==</w:t>
-      </w:r>
-      <w:r>
-        <w:rPr>
-          <w:rStyle w:val="NormalTok"/>
-        </w:rPr>
-        <w:t xml:space="preserve"> </w:t>
-      </w:r>
-      <w:r>
-        <w:rPr>
-          <w:rStyle w:val="DecValTok"/>
-        </w:rPr>
-        <w:t xml:space="preserve">0</w:t>
-      </w:r>
-      <w:r>
-        <w:rPr>
-          <w:rStyle w:val="OperatorTok"/>
-        </w:rPr>
-        <w:t xml:space="preserve">)</w:t>
-      </w:r>
-      <w:r>
-        <w:br/>
-      </w:r>
-      <w:r>
-        <w:rPr>
-          <w:rStyle w:val="NormalTok"/>
-        </w:rPr>
-        <w:t xml:space="preserve">        </w:t>
-      </w:r>
-      <w:r>
-        <w:rPr>
-          <w:rStyle w:val="ControlFlowTok"/>
-        </w:rPr>
-        <w:t xml:space="preserve">return</w:t>
-      </w:r>
-      <w:r>
-        <w:rPr>
-          <w:rStyle w:val="NormalTok"/>
-        </w:rPr>
-        <w:t xml:space="preserve"> FALSE</w:t>
-      </w:r>
-      <w:r>
-        <w:rPr>
-          <w:rStyle w:val="OperatorTok"/>
-        </w:rPr>
-        <w:t xml:space="preserve">;</w:t>
-      </w:r>
-      <w:r>
-        <w:br/>
-      </w:r>
-      <w:r>
-        <w:rPr>
-          <w:rStyle w:val="NormalTok"/>
-        </w:rPr>
-        <w:t xml:space="preserve">    memcpy </w:t>
-      </w:r>
-      <w:r>
-        <w:rPr>
-          <w:rStyle w:val="OperatorTok"/>
-        </w:rPr>
-        <w:t xml:space="preserve">(</w:t>
-      </w:r>
-      <w:r>
-        <w:rPr>
-          <w:rStyle w:val="VariableTok"/>
-        </w:rPr>
-        <w:t xml:space="preserve">m_KeyMap</w:t>
-      </w:r>
-      <w:r>
-        <w:rPr>
-          <w:rStyle w:val="OperatorTok"/>
-        </w:rPr>
-        <w:t xml:space="preserve">,</w:t>
-      </w:r>
-      <w:r>
-        <w:rPr>
-          <w:rStyle w:val="NormalTok"/>
-        </w:rPr>
-        <w:t xml:space="preserve"> pMap</w:t>
-      </w:r>
-      <w:r>
-        <w:rPr>
-          <w:rStyle w:val="OperatorTok"/>
-        </w:rPr>
-        <w:t xml:space="preserve">,</w:t>
-      </w:r>
-      <w:r>
-        <w:rPr>
-          <w:rStyle w:val="NormalTok"/>
-        </w:rPr>
-        <w:t xml:space="preserve"> </w:t>
+        <w:t xml:space="preserve">@@ -40,6 +40,12 @@ ASSERT_STATIC (DATA_CACHE_LINE_LENGTH_MAX &gt;= 16);</w:t>
+      </w:r>
+      <w:r>
+        <w:br/>
+      </w:r>
+      <w:r>
+        <w:rPr>
+          <w:rStyle w:val="NormalTok"/>
+        </w:rPr>
+        <w:t xml:space="preserve"> #define HEAP_BLOCK_MAX_BUCKETS 20</w:t>
+      </w:r>
+      <w:r>
+        <w:br/>
+      </w:r>
+      <w:r>
+        <w:rPr>
+          <w:rStyle w:val="NormalTok"/>
+        </w:rPr>
+        <w:t xml:space="preserve"> </w:t>
+      </w:r>
+      <w:r>
+        <w:br/>
+      </w:r>
+      <w:r>
+        <w:rPr>
+          <w:rStyle w:val="VariableTok"/>
+        </w:rPr>
+        <w:t xml:space="preserve">+// Onyx: blocks larger than the biggest bucket are rounded up to a power of two and</w:t>
+      </w:r>
+      <w:r>
+        <w:br/>
+      </w:r>
+      <w:r>
+        <w:rPr>
+          <w:rStyle w:val="VariableTok"/>
+        </w:rPr>
+        <w:t xml:space="preserve">+// kept on a per-power free list (index = log2 of the rounded size), so large blocks</w:t>
+      </w:r>
+      <w:r>
+        <w:br/>
+      </w:r>
+      <w:r>
+        <w:rPr>
+          <w:rStyle w:val="VariableTok"/>
+        </w:rPr>
+        <w:t xml:space="preserve">+// (window canvases, big file buffers, ...) are reused instead of lost on free. 32</w:t>
+      </w:r>
+      <w:r>
+        <w:br/>
+      </w:r>
+      <w:r>
+        <w:rPr>
+          <w:rStyle w:val="VariableTok"/>
+        </w:rPr>
+        <w:t xml:space="preserve">+// classes cover any realistic size.</w:t>
+      </w:r>
+      <w:r>
+        <w:br/>
+      </w:r>
+      <w:r>
+        <w:rPr>
+          <w:rStyle w:val="VariableTok"/>
+        </w:rPr>
+        <w:t xml:space="preserve">+#define HEAP_LARGE_LISTS   32</w:t>
+      </w:r>
+      <w:r>
+        <w:br/>
+      </w:r>
+      <w:r>
+        <w:rPr>
+          <w:rStyle w:val="VariableTok"/>
+        </w:rPr>
+        <w:t xml:space="preserve">+</w:t>
+      </w:r>
+      <w:r>
+        <w:br/>
+      </w:r>
+      <w:r>
+        <w:rPr>
+          <w:rStyle w:val="NormalTok"/>
+        </w:rPr>
+        <w:t xml:space="preserve"> struct THeapBlockHeader</w:t>
+      </w:r>
+      <w:r>
+        <w:br/>
+      </w:r>
+      <w:r>
+        <w:rPr>
+          <w:rStyle w:val="DataTypeTok"/>
+        </w:rPr>
+        <w:t xml:space="preserve">@@ -83,6 +89,10 @@ public:</w:t>
+      </w:r>
+      <w:r>
+        <w:br/>
+      </w:r>
+      <w:r>
+        <w:rPr>
+          <w:rStyle w:val="NormalTok"/>
+        </w:rPr>
+        <w:t xml:space="preserve">    size_t GetFreeSpace (void) const;</w:t>
+      </w:r>
+      <w:r>
+        <w:br/>
+      </w:r>
+      <w:r>
+        <w:rPr>
+          <w:rStyle w:val="NormalTok"/>
+        </w:rPr>
+        <w:t xml:space="preserve"> </w:t>
+      </w:r>
+      <w:r>
+        <w:br/>
+      </w:r>
+      <w:r>
+        <w:rPr>
+          <w:rStyle w:val="VariableTok"/>
+        </w:rPr>
+        <w:t xml:space="preserve">+   /// \return Onyx: bytes of freed blocks currently on the bucket/large free lists</w:t>
+      </w:r>
+      <w:r>
+        <w:br/>
+      </w:r>
+      <w:r>
+        <w:rPr>
+          <w:rStyle w:val="VariableTok"/>
+        </w:rPr>
+        <w:t xml:space="preserve">+   ///     (reusable). Add to GetFreeSpace() for the true total free space.</w:t>
+      </w:r>
+      <w:r>
+        <w:br/>
+      </w:r>
+      <w:r>
+        <w:rPr>
+          <w:rStyle w:val="VariableTok"/>
+        </w:rPr>
+        <w:t xml:space="preserve">+   size_t GetFreeListSpace (void) const    { return m_nFreeListBytes; }</w:t>
+      </w:r>
+      <w:r>
+        <w:br/>
+      </w:r>
+      <w:r>
+        <w:rPr>
+          <w:rStyle w:val="VariableTok"/>
+        </w:rPr>
+        <w:t xml:space="preserve">+</w:t>
+      </w:r>
+      <w:r>
+        <w:br/>
+      </w:r>
+      <w:r>
+        <w:rPr>
+          <w:rStyle w:val="NormalTok"/>
+        </w:rPr>
+        <w:t xml:space="preserve">    /// \param nSize Block size to be allocated</w:t>
+      </w:r>
+      <w:r>
+        <w:br/>
+      </w:r>
+      <w:r>
+        <w:rPr>
+          <w:rStyle w:val="DataTypeTok"/>
+        </w:rPr>
+        <w:t xml:space="preserve">@@ -95,8 +105,8 @@ public:</w:t>
+      </w:r>
+      <w:r>
+        <w:br/>
+      </w:r>
+      <w:r>
+        <w:rPr>
+          <w:rStyle w:val="NormalTok"/>
+        </w:rPr>
+        <w:t xml:space="preserve">    /// \param pBlock Memory block to be freed</w:t>
+      </w:r>
+      <w:r>
+        <w:br/>
+      </w:r>
+      <w:r>
+        <w:rPr>
+          <w:rStyle w:val="StringTok"/>
+        </w:rPr>
+        <w:t xml:space="preserve">-   /// \note Memory space of blocks, which are bigger than the largest bucket size,</w:t>
+      </w:r>
+      <w:r>
+        <w:br/>
+      </w:r>
+      <w:r>
+        <w:rPr>
+          <w:rStyle w:val="StringTok"/>
+        </w:rPr>
+        <w:t xml:space="preserve">-   ///   cannot be returned to a free list and is lost.</w:t>
+      </w:r>
+      <w:r>
+        <w:br/>
+      </w:r>
+      <w:r>
+        <w:rPr>
+          <w:rStyle w:val="VariableTok"/>
+        </w:rPr>
+        <w:t xml:space="preserve">+   /// \note Onyx: blocks bigger than the largest bucket are rounded to a power of two</w:t>
+      </w:r>
+      <w:r>
+        <w:br/>
+      </w:r>
+      <w:r>
+        <w:rPr>
+          <w:rStyle w:val="VariableTok"/>
+        </w:rPr>
+        <w:t xml:space="preserve">+   ///   and returned to a per-power free list (reused), so they are NOT lost.</w:t>
+      </w:r>
+      <w:r>
+        <w:br/>
+      </w:r>
+      <w:r>
+        <w:rPr>
+          <w:rStyle w:val="NormalTok"/>
+        </w:rPr>
+        <w:t xml:space="preserve">    void Free (void *pBlock);</w:t>
+      </w:r>
+      <w:r>
+        <w:br/>
+      </w:r>
+      <w:r>
+        <w:rPr>
+          <w:rStyle w:val="DataTypeTok"/>
+        </w:rPr>
+        <w:t xml:space="preserve">@@ -117,6 +127,8 @@ private:</w:t>
+      </w:r>
+      <w:r>
+        <w:br/>
+      </w:r>
+      <w:r>
+        <w:rPr>
+          <w:rStyle w:val="NormalTok"/>
+        </w:rPr>
+        <w:t xml:space="preserve">    THeapBlockBucket m_Bucket[HEAP_BLOCK_MAX_BUCKETS+1];</w:t>
+      </w:r>
+      <w:r>
+        <w:br/>
+      </w:r>
+      <w:r>
+        <w:rPr>
+          <w:rStyle w:val="VariableTok"/>
+        </w:rPr>
+        <w:t xml:space="preserve">+   THeapBlockHeader *m_pLargeFreeList[HEAP_LARGE_LISTS];   // per-power-of-2 (Onyx)</w:t>
+      </w:r>
+      <w:r>
+        <w:br/>
+      </w:r>
+      <w:r>
+        <w:rPr>
+          <w:rStyle w:val="VariableTok"/>
+        </w:rPr>
+        <w:t xml:space="preserve">+   size_t       m_nFreeListBytes;  // Onyx: bytes on the bucket+large free lists</w:t>
+      </w:r>
+      <w:r>
+        <w:br/>
+      </w:r>
+      <w:r>
+        <w:rPr>
+          <w:rStyle w:val="NormalTok"/>
+        </w:rPr>
+        <w:t xml:space="preserve">    CSpinLock    m_SpinLock;</w:t>
+      </w:r>
+      <w:r>
+        <w:br/>
+      </w:r>
+      <w:r>
+        <w:br/>
       </w:r>
       <w:r>
         <w:rPr>
           <w:rStyle w:val="KeywordTok"/>
         </w:rPr>
-        <w:t xml:space="preserve">sizeof</w:t>
-      </w:r>
-      <w:r>
-        <w:rPr>
-          <w:rStyle w:val="NormalTok"/>
-        </w:rPr>
-        <w:t xml:space="preserve"> </w:t>
-      </w:r>
-      <w:r>
-        <w:rPr>
-          <w:rStyle w:val="VariableTok"/>
-        </w:rPr>
-        <w:t xml:space="preserve">m_KeyMap</w:t>
-      </w:r>
-      <w:r>
-        <w:rPr>
-          <w:rStyle w:val="OperatorTok"/>
-        </w:rPr>
-        <w:t xml:space="preserve">);</w:t>
-      </w:r>
-      <w:r>
-        <w:br/>
-      </w:r>
-      <w:r>
-        <w:rPr>
-          <w:rStyle w:val="NormalTok"/>
-        </w:rPr>
-        <w:t xml:space="preserve">    </w:t>
-      </w:r>
-      <w:r>
-        <w:rPr>
-          <w:rStyle w:val="ControlFlowTok"/>
-        </w:rPr>
-        <w:t xml:space="preserve">return</w:t>
-      </w:r>
-      <w:r>
-        <w:rPr>
-          <w:rStyle w:val="NormalTok"/>
-        </w:rPr>
-        <w:t xml:space="preserve"> TRUE</w:t>
-      </w:r>
-      <w:r>
-        <w:rPr>
-          <w:rStyle w:val="OperatorTok"/>
-        </w:rPr>
-        <w:t xml:space="preserve">;</w:t>
-      </w:r>
-      <w:r>
-        <w:br/>
-      </w:r>
-      <w:r>
-        <w:rPr>
-          <w:rStyle w:val="OperatorTok"/>
-        </w:rPr>
-        <w:t xml:space="preserve">}</w:t>
+        <w:t xml:space="preserve">--- a/lib/heapallocator.cpp</w:t>
+      </w:r>
+      <w:r>
+        <w:br/>
+      </w:r>
+      <w:r>
+        <w:rPr>
+          <w:rStyle w:val="DataTypeTok"/>
+        </w:rPr>
+        <w:t xml:space="preserve">+++ b/lib/heapallocator.cpp</w:t>
+      </w:r>
+      <w:r>
+        <w:br/>
+      </w:r>
+      <w:r>
+        <w:rPr>
+          <w:rStyle w:val="DataTypeTok"/>
+        </w:rPr>
+        <w:t xml:space="preserve">@@ -53,6 +53,45 @@ void CHeapAllocator::Setup (uintptr nBase, size_t nSize, size_t nReserve)</w:t>
+      </w:r>
+      <w:r>
+        <w:br/>
+      </w:r>
+      <w:r>
+        <w:rPr>
+          <w:rStyle w:val="NormalTok"/>
+        </w:rPr>
+        <w:t xml:space="preserve">    m_nReserve = nReserve;</w:t>
+      </w:r>
+      <w:r>
+        <w:br/>
+      </w:r>
+      <w:r>
+        <w:rPr>
+          <w:rStyle w:val="VariableTok"/>
+        </w:rPr>
+        <w:t xml:space="preserve">+</w:t>
+      </w:r>
+      <w:r>
+        <w:br/>
+      </w:r>
+      <w:r>
+        <w:rPr>
+          <w:rStyle w:val="VariableTok"/>
+        </w:rPr>
+        <w:t xml:space="preserve">+   for (unsigned i = 0; i &lt; HEAP_LARGE_LISTS; i++)     // Onyx: large-block free lists</w:t>
+      </w:r>
+      <w:r>
+        <w:br/>
+      </w:r>
+      <w:r>
+        <w:rPr>
+          <w:rStyle w:val="VariableTok"/>
+        </w:rPr>
+        <w:t xml:space="preserve">+       m_pLargeFreeList[i] = 0;</w:t>
+      </w:r>
+      <w:r>
+        <w:br/>
+      </w:r>
+      <w:r>
+        <w:rPr>
+          <w:rStyle w:val="VariableTok"/>
+        </w:rPr>
+        <w:t xml:space="preserve">+   m_nFreeListBytes = 0;</w:t>
+      </w:r>
+      <w:r>
+        <w:br/>
+      </w:r>
+      <w:r>
+        <w:rPr>
+          <w:rStyle w:val="VariableTok"/>
+        </w:rPr>
+        <w:t xml:space="preserve">+}</w:t>
+      </w:r>
+      <w:r>
+        <w:br/>
+      </w:r>
+      <w:r>
+        <w:rPr>
+          <w:rStyle w:val="VariableTok"/>
+        </w:rPr>
+        <w:t xml:space="preserve">+</w:t>
+      </w:r>
+      <w:r>
+        <w:br/>
+      </w:r>
+      <w:r>
+        <w:rPr>
+          <w:rStyle w:val="VariableTok"/>
+        </w:rPr>
+        <w:t xml:space="preserve">+// Onyx: round a too-big request up to a power-of-two class; return its free-list index.</w:t>
+      </w:r>
+      <w:r>
+        <w:br/>
+      </w:r>
+      <w:r>
+        <w:rPr>
+          <w:rStyle w:val="VariableTok"/>
+        </w:rPr>
+        <w:t xml:space="preserve">+static int HeapLargeClass (size_t *pnSize)</w:t>
+      </w:r>
+      <w:r>
+        <w:br/>
+      </w:r>
+      <w:r>
+        <w:rPr>
+          <w:rStyle w:val="VariableTok"/>
+        </w:rPr>
+        <w:t xml:space="preserve">+{</w:t>
+      </w:r>
+      <w:r>
+        <w:br/>
+      </w:r>
+      <w:r>
+        <w:rPr>
+          <w:rStyle w:val="VariableTok"/>
+        </w:rPr>
+        <w:t xml:space="preserve">+   size_t nRounded = HEAP_BLOCK_ALIGN; int nExp = 0;</w:t>
+      </w:r>
+      <w:r>
+        <w:br/>
+      </w:r>
+      <w:r>
+        <w:rPr>
+          <w:rStyle w:val="VariableTok"/>
+        </w:rPr>
+        <w:t xml:space="preserve">+   while (nRounded &lt; *pnSize) { nRounded &lt;&lt;= 1; if (++nExp &gt;= HEAP_LARGE_LISTS) return -1; }</w:t>
+      </w:r>
+      <w:r>
+        <w:br/>
+      </w:r>
+      <w:r>
+        <w:rPr>
+          <w:rStyle w:val="VariableTok"/>
+        </w:rPr>
+        <w:t xml:space="preserve">+   *pnSize = nRounded; return nExp;</w:t>
+      </w:r>
+      <w:r>
+        <w:br/>
+      </w:r>
+      <w:r>
+        <w:rPr>
+          <w:rStyle w:val="VariableTok"/>
+        </w:rPr>
+        <w:t xml:space="preserve">+}</w:t>
+      </w:r>
+      <w:r>
+        <w:br/>
+      </w:r>
+      <w:r>
+        <w:rPr>
+          <w:rStyle w:val="VariableTok"/>
+        </w:rPr>
+        <w:t xml:space="preserve">+// Free-list index of an already-rounded large block (stored size = ALIGN &lt;&lt; exp).</w:t>
+      </w:r>
+      <w:r>
+        <w:br/>
+      </w:r>
+      <w:r>
+        <w:rPr>
+          <w:rStyle w:val="VariableTok"/>
+        </w:rPr>
+        <w:t xml:space="preserve">+static int HeapLargeIndex (size_t nRoundedSize)</w:t>
+      </w:r>
+      <w:r>
+        <w:br/>
+      </w:r>
+      <w:r>
+        <w:rPr>
+          <w:rStyle w:val="VariableTok"/>
+        </w:rPr>
+        <w:t xml:space="preserve">+{</w:t>
+      </w:r>
+      <w:r>
+        <w:br/>
+      </w:r>
+      <w:r>
+        <w:rPr>
+          <w:rStyle w:val="VariableTok"/>
+        </w:rPr>
+        <w:t xml:space="preserve">+   int nExp = 0;</w:t>
+      </w:r>
+      <w:r>
+        <w:br/>
+      </w:r>
+      <w:r>
+        <w:rPr>
+          <w:rStyle w:val="VariableTok"/>
+        </w:rPr>
+        <w:t xml:space="preserve">+   while (((size_t) HEAP_BLOCK_ALIGN &lt;&lt; nExp) &lt; nRoundedSize)</w:t>
+      </w:r>
+      <w:r>
+        <w:br/>
+      </w:r>
+      <w:r>
+        <w:rPr>
+          <w:rStyle w:val="VariableTok"/>
+        </w:rPr>
+        <w:t xml:space="preserve">+       if (++nExp &gt;= HEAP_LARGE_LISTS) return -1;</w:t>
+      </w:r>
+      <w:r>
+        <w:br/>
+      </w:r>
+      <w:r>
+        <w:rPr>
+          <w:rStyle w:val="VariableTok"/>
+        </w:rPr>
+        <w:t xml:space="preserve">+   return nExp;</w:t>
+      </w:r>
+      <w:r>
+        <w:br/>
+      </w:r>
+      <w:r>
+        <w:rPr>
+          <w:rStyle w:val="NormalTok"/>
+        </w:rPr>
+        <w:t xml:space="preserve"> }</w:t>
+      </w:r>
+      <w:r>
+        <w:br/>
+      </w:r>
+      <w:r>
+        <w:rPr>
+          <w:rStyle w:val="DataTypeTok"/>
+        </w:rPr>
+        <w:t xml:space="preserve">@@ -96,12 +135,28 @@ void *CHeapAllocator::DoAllocate (size_t nSize)</w:t>
+      </w:r>
+      <w:r>
+        <w:br/>
+      </w:r>
+      <w:r>
+        <w:rPr>
+          <w:rStyle w:val="VariableTok"/>
+        </w:rPr>
+        <w:t xml:space="preserve">+   // Onyx: too big for every bucket -&gt; round to a power-of-two class so it can be</w:t>
+      </w:r>
+      <w:r>
+        <w:br/>
+      </w:r>
+      <w:r>
+        <w:rPr>
+          <w:rStyle w:val="VariableTok"/>
+        </w:rPr>
+        <w:t xml:space="preserve">+   // reused from m_pLargeFreeList instead of being lost on free.</w:t>
+      </w:r>
+      <w:r>
+        <w:br/>
+      </w:r>
+      <w:r>
+        <w:rPr>
+          <w:rStyle w:val="VariableTok"/>
+        </w:rPr>
+        <w:t xml:space="preserve">+   int nLargeExp = -1;</w:t>
+      </w:r>
+      <w:r>
+        <w:br/>
+      </w:r>
+      <w:r>
+        <w:rPr>
+          <w:rStyle w:val="VariableTok"/>
+        </w:rPr>
+        <w:t xml:space="preserve">+   if (pBucket-&gt;nSize == 0) nLargeExp = HeapLargeClass (&amp;nSize);</w:t>
+      </w:r>
+      <w:r>
+        <w:br/>
+      </w:r>
+      <w:r>
+        <w:rPr>
+          <w:rStyle w:val="VariableTok"/>
+        </w:rPr>
+        <w:t xml:space="preserve">+</w:t>
+      </w:r>
+      <w:r>
+        <w:br/>
+      </w:r>
+      <w:r>
+        <w:rPr>
+          <w:rStyle w:val="NormalTok"/>
+        </w:rPr>
+        <w:t xml:space="preserve">    THeapBlockHeader *pBlockHeader;</w:t>
+      </w:r>
+      <w:r>
+        <w:br/>
+      </w:r>
+      <w:r>
+        <w:rPr>
+          <w:rStyle w:val="NormalTok"/>
+        </w:rPr>
+        <w:t xml:space="preserve">    if (pBucket-&gt;nSize &gt; 0 &amp;&amp; (pBlockHeader = pBucket-&gt;pFreeList) != 0) {</w:t>
+      </w:r>
+      <w:r>
+        <w:br/>
+      </w:r>
+      <w:r>
+        <w:rPr>
+          <w:rStyle w:val="NormalTok"/>
+        </w:rPr>
+        <w:t xml:space="preserve">        pBucket-&gt;pFreeList = pBlockHeader-&gt;pNext;</w:t>
+      </w:r>
+      <w:r>
+        <w:br/>
+      </w:r>
+      <w:r>
+        <w:rPr>
+          <w:rStyle w:val="VariableTok"/>
+        </w:rPr>
+        <w:t xml:space="preserve">+       m_nFreeListBytes -= pBlockHeader-&gt;nSize;    // Onyx</w:t>
+      </w:r>
+      <w:r>
+        <w:br/>
+      </w:r>
+      <w:r>
+        <w:rPr>
+          <w:rStyle w:val="VariableTok"/>
+        </w:rPr>
+        <w:t xml:space="preserve">+   } else if (nLargeExp &gt;= 0 &amp;&amp; (pBlockHeader = m_pLargeFreeList[nLargeExp]) != 0) {</w:t>
+      </w:r>
+      <w:r>
+        <w:br/>
+      </w:r>
+      <w:r>
+        <w:rPr>
+          <w:rStyle w:val="VariableTok"/>
+        </w:rPr>
+        <w:t xml:space="preserve">+       m_pLargeFreeList[nLargeExp] = pBlockHeader-&gt;pNext;</w:t>
+      </w:r>
+      <w:r>
+        <w:br/>
+      </w:r>
+      <w:r>
+        <w:rPr>
+          <w:rStyle w:val="VariableTok"/>
+        </w:rPr>
+        <w:t xml:space="preserve">+       m_nFreeListBytes -= pBlockHeader-&gt;nSize;    // Onyx</w:t>
+      </w:r>
+      <w:r>
+        <w:br/>
+      </w:r>
+      <w:r>
+        <w:rPr>
+          <w:rStyle w:val="NormalTok"/>
+        </w:rPr>
+        <w:t xml:space="preserve">    } else { ... bump m_pNext ... }</w:t>
+      </w:r>
+      <w:r>
+        <w:br/>
+      </w:r>
+      <w:r>
+        <w:rPr>
+          <w:rStyle w:val="DataTypeTok"/>
+        </w:rPr>
+        <w:t xml:space="preserve">@@ -226,6 +281,7 @@ void CHeapAllocator::DoFree (void *pBlock)   // (bucket free path)</w:t>
+      </w:r>
+      <w:r>
+        <w:br/>
+      </w:r>
+      <w:r>
+        <w:rPr>
+          <w:rStyle w:val="NormalTok"/>
+        </w:rPr>
+        <w:t xml:space="preserve">            pBucket-&gt;pFreeList = pBlockHeader;</w:t>
+      </w:r>
+      <w:r>
+        <w:br/>
+      </w:r>
+      <w:r>
+        <w:rPr>
+          <w:rStyle w:val="VariableTok"/>
+        </w:rPr>
+        <w:t xml:space="preserve">+           m_nFreeListBytes += pBlockHeader-&gt;nSize;    // Onyx</w:t>
+      </w:r>
+      <w:r>
+        <w:br/>
+      </w:r>
+      <w:r>
+        <w:rPr>
+          <w:rStyle w:val="DataTypeTok"/>
+        </w:rPr>
+        <w:t xml:space="preserve">@@ -237,6 +293,19 @@ void CHeapAllocator::DoFree (void *pBlock)</w:t>
+      </w:r>
+      <w:r>
+        <w:br/>
+      </w:r>
+      <w:r>
+        <w:rPr>
+          <w:rStyle w:val="VariableTok"/>
+        </w:rPr>
+        <w:t xml:space="preserve">+   // Onyx: no matching bucket -&gt; power-of-two "large" block: return it to its size</w:t>
+      </w:r>
+      <w:r>
+        <w:br/>
+      </w:r>
+      <w:r>
+        <w:rPr>
+          <w:rStyle w:val="VariableTok"/>
+        </w:rPr>
+        <w:t xml:space="preserve">+   // class free list so it is reused on the next same-class allocation (no leak).</w:t>
+      </w:r>
+      <w:r>
+        <w:br/>
+      </w:r>
+      <w:r>
+        <w:rPr>
+          <w:rStyle w:val="VariableTok"/>
+        </w:rPr>
+        <w:t xml:space="preserve">+   int nLargeExp = HeapLargeIndex (pBlockHeader-&gt;nSize);</w:t>
+      </w:r>
+      <w:r>
+        <w:br/>
+      </w:r>
+      <w:r>
+        <w:rPr>
+          <w:rStyle w:val="VariableTok"/>
+        </w:rPr>
+        <w:t xml:space="preserve">+   if (nLargeExp &gt;= 0) {</w:t>
+      </w:r>
+      <w:r>
+        <w:br/>
+      </w:r>
+      <w:r>
+        <w:rPr>
+          <w:rStyle w:val="VariableTok"/>
+        </w:rPr>
+        <w:t xml:space="preserve">+       m_SpinLock.Acquire ();</w:t>
+      </w:r>
+      <w:r>
+        <w:br/>
+      </w:r>
+      <w:r>
+        <w:rPr>
+          <w:rStyle w:val="VariableTok"/>
+        </w:rPr>
+        <w:t xml:space="preserve">+       pBlockHeader-&gt;pNext = m_pLargeFreeList[nLargeExp];</w:t>
+      </w:r>
+      <w:r>
+        <w:br/>
+      </w:r>
+      <w:r>
+        <w:rPr>
+          <w:rStyle w:val="VariableTok"/>
+        </w:rPr>
+        <w:t xml:space="preserve">+       m_pLargeFreeList[nLargeExp] = pBlockHeader;</w:t>
+      </w:r>
+      <w:r>
+        <w:br/>
+      </w:r>
+      <w:r>
+        <w:rPr>
+          <w:rStyle w:val="VariableTok"/>
+        </w:rPr>
+        <w:t xml:space="preserve">+       m_nFreeListBytes += pBlockHeader-&gt;nSize;</w:t>
+      </w:r>
+      <w:r>
+        <w:br/>
+      </w:r>
+      <w:r>
+        <w:rPr>
+          <w:rStyle w:val="VariableTok"/>
+        </w:rPr>
+        <w:t xml:space="preserve">+       m_SpinLock.Release ();</w:t>
+      </w:r>
+      <w:r>
+        <w:br/>
+      </w:r>
+      <w:r>
+        <w:rPr>
+          <w:rStyle w:val="VariableTok"/>
+        </w:rPr>
+        <w:t xml:space="preserve">+       return;</w:t>
+      </w:r>
+      <w:r>
+        <w:br/>
+      </w:r>
+      <w:r>
+        <w:rPr>
+          <w:rStyle w:val="VariableTok"/>
+        </w:rPr>
+        <w:t xml:space="preserve">+   }</w:t>
+      </w:r>
+      <w:r>
+        <w:br/>
+      </w:r>
+      <w:r>
+        <w:br/>
+      </w:r>
+      <w:r>
+        <w:rPr>
+          <w:rStyle w:val="KeywordTok"/>
+        </w:rPr>
+        <w:t xml:space="preserve">--- a/include/circle/sysconfig.h</w:t>
+      </w:r>
+      <w:r>
+        <w:br/>
+      </w:r>
+      <w:r>
+        <w:rPr>
+          <w:rStyle w:val="DataTypeTok"/>
+        </w:rPr>
+        <w:t xml:space="preserve">+++ b/include/circle/sysconfig.h</w:t>
+      </w:r>
+      <w:r>
+        <w:br/>
+      </w:r>
+      <w:r>
+        <w:rPr>
+          <w:rStyle w:val="DataTypeTok"/>
+        </w:rPr>
+        <w:t xml:space="preserve">@@ -85,6 +85,10 @@</w:t>
+      </w:r>
+      <w:r>
+        <w:br/>
+      </w:r>
+      <w:r>
+        <w:rPr>
+          <w:rStyle w:val="NormalTok"/>
+        </w:rPr>
+        <w:t xml:space="preserve"> #ifndef HEAP_BLOCK_BUCKET_SIZES</w:t>
+      </w:r>
+      <w:r>
+        <w:br/>
+      </w:r>
+      <w:r>
+        <w:rPr>
+          <w:rStyle w:val="VariableTok"/>
+        </w:rPr>
+        <w:t xml:space="preserve">+// Small fixed buckets for common sizes. Larger requests (e.g. window canvases) no</w:t>
+      </w:r>
+      <w:r>
+        <w:br/>
+      </w:r>
+      <w:r>
+        <w:rPr>
+          <w:rStyle w:val="VariableTok"/>
+        </w:rPr>
+        <w:t xml:space="preserve">+// longer need a matching bucket: Onyx's heap allocator rounds anything above the top</w:t>
+      </w:r>
+      <w:r>
+        <w:br/>
+      </w:r>
+      <w:r>
+        <w:rPr>
+          <w:rStyle w:val="VariableTok"/>
+        </w:rPr>
+        <w:t xml:space="preserve">+// bucket up to a power-of-two class and reuses it from a per-power free list (see</w:t>
+      </w:r>
+      <w:r>
+        <w:br/>
+      </w:r>
+      <w:r>
+        <w:rPr>
+          <w:rStyle w:val="VariableTok"/>
+        </w:rPr>
+        <w:t xml:space="preserve">+// HEAP_LARGE_LISTS / heapallocator.cpp), so they are no longer lost on free.</w:t>
+      </w:r>
+      <w:r>
+        <w:br/>
+      </w:r>
+      <w:r>
+        <w:rPr>
+          <w:rStyle w:val="NormalTok"/>
+        </w:rPr>
+        <w:t xml:space="preserve"> #define HEAP_BLOCK_BUCKET_SIZES    0x40,0x400,0x1000,0x4000,0x10000,0x40000,0x80000</w:t>
+      </w:r>
+      <w:r>
+        <w:br/>
+      </w:r>
+      <w:r>
+        <w:rPr>
+          <w:rStyle w:val="NormalTok"/>
+        </w:rPr>
+        <w:t xml:space="preserve"> #endif</w:t>
+      </w:r>
+    </w:p>
+    <w:bookmarkEnd w:id="21"/>
+    <w:bookmarkStart w:id="22" w:name="Xe044a6cbda454138ee080bd94a2f3f3807b3c4f"/>
+    <w:p>
+      <w:pPr>
+        <w:pStyle w:val="Heading2"/>
+      </w:pPr>
+      <w:r>
+        <w:t xml:space="preserve">3. Free-space accounting (for the</w:t>
+      </w:r>
+      <w:r>
+        <w:t xml:space="preserve"> </w:t>
+      </w:r>
+      <w:r>
+        <w:rPr>
+          <w:rStyle w:val="VerbatimChar"/>
+        </w:rPr>
+        <w:t xml:space="preserve">meminfo</w:t>
+      </w:r>
+      <w:r>
+        <w:t xml:space="preserve"> </w:t>
+      </w:r>
+      <w:r>
+        <w:t xml:space="preserve">kapi)</w:t>
       </w:r>
     </w:p>
     <w:p>
@@ -1343,30 +3567,80 @@
       </w:pPr>
       <w:r>
         <w:rPr>
+          <w:b/>
+          <w:bCs/>
+        </w:rPr>
+        <w:t xml:space="preserve">Why.</w:t>
+      </w:r>
+      <w:r>
+        <w:t xml:space="preserve"> </w:t>
+      </w:r>
+      <w:r>
+        <w:t xml:space="preserve">The</w:t>
+      </w:r>
+      <w:r>
+        <w:t xml:space="preserve"> </w:t>
+      </w:r>
+      <w:r>
+        <w:rPr>
           <w:rStyle w:val="VerbatimChar"/>
         </w:rPr>
-        <w:t xml:space="preserve">include/circle/input/keyboardbehaviour.h</w:t>
-      </w:r>
-      <w:r>
-        <w:t xml:space="preserve"> </w:t>
-      </w:r>
-      <w:r>
+        <w:t xml:space="preserve">meminfo</w:t>
+      </w:r>
+      <w:r>
+        <w:t xml:space="preserve"> </w:t>
+      </w:r>
+      <w:r>
+        <w:t xml:space="preserve">kapi (and the memory monitor) reports total / free / app memory. The</w:t>
+      </w:r>
+      <w:r>
+        <w:t xml:space="preserve"> </w:t>
+      </w:r>
+      <w:r>
+        <w:t xml:space="preserve">"free" figure must include both the unallocated region</w:t>
+      </w:r>
+      <w:r>
+        <w:t xml:space="preserve"> </w:t>
+      </w:r>
+      <w:r>
+        <w:rPr>
+          <w:i/>
+          <w:iCs/>
+        </w:rPr>
         <w:t xml:space="preserve">and</w:t>
       </w:r>
       <w:r>
         <w:t xml:space="preserve"> </w:t>
       </w:r>
       <w:r>
+        <w:t xml:space="preserve">the freed blocks/pages sitting</w:t>
+      </w:r>
+      <w:r>
+        <w:t xml:space="preserve"> </w:t>
+      </w:r>
+      <w:r>
+        <w:t xml:space="preserve">on the allocators' free lists (reusable). Circle exposed only the unallocated region, so we</w:t>
+      </w:r>
+      <w:r>
+        <w:t xml:space="preserve"> </w:t>
+      </w:r>
+      <w:r>
+        <w:t xml:space="preserve">add free-list accessors.</w:t>
+      </w:r>
+      <w:r>
+        <w:t xml:space="preserve"> </w:t>
+      </w:r>
+      <w:r>
         <w:rPr>
           <w:rStyle w:val="VerbatimChar"/>
         </w:rPr>
-        <w:t xml:space="preserve">include/circle/usb/usbkeyboard.h</w:t>
-      </w:r>
-      <w:r>
-        <w:t xml:space="preserve"> </w:t>
-      </w:r>
-      <w:r>
-        <w:t xml:space="preserve">each gain a</w:t>
+        <w:t xml:space="preserve">memory.h</w:t>
+      </w:r>
+      <w:r>
+        <w:t xml:space="preserve"> </w:t>
+      </w:r>
+      <w:r>
+        <w:t xml:space="preserve">is header-only; the</w:t>
       </w:r>
       <w:r>
         <w:t xml:space="preserve"> </w:t>
@@ -1375,13 +3649,13 @@
         <w:rPr>
           <w:rStyle w:val="VerbatimChar"/>
         </w:rPr>
-        <w:t xml:space="preserve">GetKeyMap()</w:t>
-      </w:r>
-      <w:r>
-        <w:t xml:space="preserve"> </w:t>
-      </w:r>
-      <w:r>
-        <w:t xml:space="preserve">accessor, so the kernel can do</w:t>
+        <w:t xml:space="preserve">pageallocator</w:t>
+      </w:r>
+      <w:r>
+        <w:t xml:space="preserve"> </w:t>
+      </w:r>
+      <w:r>
+        <w:t xml:space="preserve">counter needs a</w:t>
       </w:r>
       <w:r>
         <w:t xml:space="preserve"> </w:t>
@@ -1390,118 +3664,533 @@
         <w:rPr>
           <w:rStyle w:val="VerbatimChar"/>
         </w:rPr>
-        <w:t xml:space="preserve">CUSBKeyboardDevice::GetKeyMap()-&gt;LoadMap("FR")</w:t>
-      </w:r>
-      <w:r>
-        <w:t xml:space="preserve">. This backs the</w:t>
-      </w:r>
-      <w:r>
-        <w:t xml:space="preserve"> </w:t>
-      </w:r>
-      <w:r>
-        <w:rPr>
-          <w:rStyle w:val="VerbatimChar"/>
-        </w:rPr>
-        <w:t xml:space="preserve">kapi_set_keymap</w:t>
-      </w:r>
-      <w:r>
-        <w:t xml:space="preserve"> </w:t>
-      </w:r>
-      <w:r>
-        <w:t xml:space="preserve">/</w:t>
-      </w:r>
-      <w:r>
-        <w:t xml:space="preserve"> </w:t>
-      </w:r>
-      <w:r>
-        <w:rPr>
-          <w:rStyle w:val="VerbatimChar"/>
-        </w:rPr>
-        <w:t xml:space="preserve">kapi_get_keymap</w:t>
-      </w:r>
-      <w:r>
-        <w:t xml:space="preserve"> </w:t>
-      </w:r>
-      <w:r>
-        <w:t xml:space="preserve">ABI calls (see</w:t>
-      </w:r>
-      <w:r>
-        <w:t xml:space="preserve"> </w:t>
-      </w:r>
-      <w:hyperlink r:id="rId21">
-        <w:r>
-          <w:rPr>
-            <w:rStyle w:val="Hyperlink"/>
-          </w:rPr>
-          <w:t xml:space="preserve">Kernel Internals §8</w:t>
-        </w:r>
-      </w:hyperlink>
-      <w:r>
-        <w:t xml:space="preserve">).</w:t>
+        <w:t xml:space="preserve">libcircle</w:t>
+      </w:r>
+      <w:r>
+        <w:t xml:space="preserve"> </w:t>
+      </w:r>
+      <w:r>
+        <w:t xml:space="preserve">rebuild.</w:t>
       </w:r>
     </w:p>
     <w:p>
       <w:pPr>
-        <w:pStyle w:val="BodyText"/>
+        <w:pStyle w:val="SourceCode"/>
       </w:pPr>
       <w:r>
         <w:rPr>
-          <w:rStyle w:val="VerbatimChar"/>
-          <w:b/>
-          <w:bCs/>
-        </w:rPr>
-        <w:t xml:space="preserve">MAX_TASKS</w:t>
-      </w:r>
-      <w:r>
-        <w:rPr>
-          <w:b/>
-          <w:bCs/>
-        </w:rPr>
-        <w:t xml:space="preserve"> </w:t>
-      </w:r>
-      <w:r>
-        <w:rPr>
-          <w:b/>
-          <w:bCs/>
-        </w:rPr>
-        <w:t xml:space="preserve">20 → 40</w:t>
-      </w:r>
-      <w:r>
-        <w:t xml:space="preserve"> </w:t>
-      </w:r>
-      <w:r>
-        <w:t xml:space="preserve">(</w:t>
-      </w:r>
-      <w:r>
-        <w:rPr>
-          <w:rStyle w:val="VerbatimChar"/>
-        </w:rPr>
-        <w:t xml:space="preserve">include/circle/sysconfig.h</w:t>
-      </w:r>
-      <w:r>
-        <w:t xml:space="preserve">): the network stack adds long-lived</w:t>
-      </w:r>
-      <w:r>
-        <w:t xml:space="preserve"> </w:t>
-      </w:r>
-      <w:r>
-        <w:t xml:space="preserve">background tasks (net / DHCP / WPA supplicant + NTP + IRC), so Circle's default of 20 task</w:t>
-      </w:r>
-      <w:r>
-        <w:t xml:space="preserve"> </w:t>
-      </w:r>
-      <w:r>
-        <w:t xml:space="preserve">slots is no longer enough.</w:t>
+          <w:rStyle w:val="KeywordTok"/>
+        </w:rPr>
+        <w:t xml:space="preserve">--- a/include/circle/memory.h</w:t>
+      </w:r>
+      <w:r>
+        <w:br/>
+      </w:r>
+      <w:r>
+        <w:rPr>
+          <w:rStyle w:val="DataTypeTok"/>
+        </w:rPr>
+        <w:t xml:space="preserve">+++ b/include/circle/memory.h</w:t>
+      </w:r>
+      <w:r>
+        <w:br/>
+      </w:r>
+      <w:r>
+        <w:rPr>
+          <w:rStyle w:val="DataTypeTok"/>
+        </w:rPr>
+        <w:t xml:space="preserve">@@ -155,6 +155,25 @@ public:</w:t>
+      </w:r>
+      <w:r>
+        <w:br/>
+      </w:r>
+      <w:r>
+        <w:rPr>
+          <w:rStyle w:val="NormalTok"/>
+        </w:rPr>
+        <w:t xml:space="preserve">    static void PageFree (void *pPage)  { s_pThis-&gt;m_Pager.Free (pPage); }</w:t>
+      </w:r>
+      <w:r>
+        <w:br/>
+      </w:r>
+      <w:r>
+        <w:rPr>
+          <w:rStyle w:val="NormalTok"/>
+        </w:rPr>
+        <w:t xml:space="preserve"> </w:t>
+      </w:r>
+      <w:r>
+        <w:br/>
+      </w:r>
+      <w:r>
+        <w:rPr>
+          <w:rStyle w:val="VariableTok"/>
+        </w:rPr>
+        <w:t xml:space="preserve">+   // Onyx: free space (bytes) of the page allocator region not yet handed out.</w:t>
+      </w:r>
+      <w:r>
+        <w:br/>
+      </w:r>
+      <w:r>
+        <w:rPr>
+          <w:rStyle w:val="VariableTok"/>
+        </w:rPr>
+        <w:t xml:space="preserve">+   static size_t GetPagerFreeSpace (void)  { return s_pThis-&gt;m_Pager.GetFreeSpace (); }</w:t>
+      </w:r>
+      <w:r>
+        <w:br/>
+      </w:r>
+      <w:r>
+        <w:rPr>
+          <w:rStyle w:val="VariableTok"/>
+        </w:rPr>
+        <w:t xml:space="preserve">+   // Onyx: + freed pages on the pager free list (reusable).</w:t>
+      </w:r>
+      <w:r>
+        <w:br/>
+      </w:r>
+      <w:r>
+        <w:rPr>
+          <w:rStyle w:val="VariableTok"/>
+        </w:rPr>
+        <w:t xml:space="preserve">+   static size_t GetPagerFreeListSpace (void) { return s_pThis-&gt;m_Pager.GetFreeListSpace (); }</w:t>
+      </w:r>
+      <w:r>
+        <w:br/>
+      </w:r>
+      <w:r>
+        <w:rPr>
+          <w:rStyle w:val="VariableTok"/>
+        </w:rPr>
+        <w:t xml:space="preserve">+</w:t>
+      </w:r>
+      <w:r>
+        <w:br/>
+      </w:r>
+      <w:r>
+        <w:rPr>
+          <w:rStyle w:val="VariableTok"/>
+        </w:rPr>
+        <w:t xml:space="preserve">+   // Onyx: freed heap blocks on the bucket/large free lists (reusable). Add to</w:t>
+      </w:r>
+      <w:r>
+        <w:br/>
+      </w:r>
+      <w:r>
+        <w:rPr>
+          <w:rStyle w:val="VariableTok"/>
+        </w:rPr>
+        <w:t xml:space="preserve">+   // GetHeapFreeSpace(HEAP_ANY) for the true free heap.</w:t>
+      </w:r>
+      <w:r>
+        <w:br/>
+      </w:r>
+      <w:r>
+        <w:rPr>
+          <w:rStyle w:val="VariableTok"/>
+        </w:rPr>
+        <w:t xml:space="preserve">+   size_t GetHeapFreeListSpace (void) const</w:t>
+      </w:r>
+      <w:r>
+        <w:br/>
+      </w:r>
+      <w:r>
+        <w:rPr>
+          <w:rStyle w:val="VariableTok"/>
+        </w:rPr>
+        <w:t xml:space="preserve">+   {</w:t>
+      </w:r>
+      <w:r>
+        <w:br/>
+      </w:r>
+      <w:r>
+        <w:rPr>
+          <w:rStyle w:val="VariableTok"/>
+        </w:rPr>
+        <w:t xml:space="preserve">+#if RASPPI &gt;= 4</w:t>
+      </w:r>
+      <w:r>
+        <w:br/>
+      </w:r>
+      <w:r>
+        <w:rPr>
+          <w:rStyle w:val="VariableTok"/>
+        </w:rPr>
+        <w:t xml:space="preserve">+       return s_pThis-&gt;m_HeapLow.GetFreeListSpace () + s_pThis-&gt;m_HeapHigh.GetFreeListSpace ();</w:t>
+      </w:r>
+      <w:r>
+        <w:br/>
+      </w:r>
+      <w:r>
+        <w:rPr>
+          <w:rStyle w:val="VariableTok"/>
+        </w:rPr>
+        <w:t xml:space="preserve">+#else</w:t>
+      </w:r>
+      <w:r>
+        <w:br/>
+      </w:r>
+      <w:r>
+        <w:rPr>
+          <w:rStyle w:val="VariableTok"/>
+        </w:rPr>
+        <w:t xml:space="preserve">+       return s_pThis-&gt;m_HeapLow.GetFreeListSpace ();</w:t>
+      </w:r>
+      <w:r>
+        <w:br/>
+      </w:r>
+      <w:r>
+        <w:rPr>
+          <w:rStyle w:val="VariableTok"/>
+        </w:rPr>
+        <w:t xml:space="preserve">+#endif</w:t>
+      </w:r>
+      <w:r>
+        <w:br/>
+      </w:r>
+      <w:r>
+        <w:rPr>
+          <w:rStyle w:val="VariableTok"/>
+        </w:rPr>
+        <w:t xml:space="preserve">+   }</w:t>
+      </w:r>
+      <w:r>
+        <w:br/>
+      </w:r>
+      <w:r>
+        <w:rPr>
+          <w:rStyle w:val="VariableTok"/>
+        </w:rPr>
+        <w:t xml:space="preserve">+</w:t>
+      </w:r>
+      <w:r>
+        <w:br/>
+      </w:r>
+      <w:r>
+        <w:rPr>
+          <w:rStyle w:val="NormalTok"/>
+        </w:rPr>
+        <w:t xml:space="preserve">    static void DumpStatus (void)</w:t>
+      </w:r>
+      <w:r>
+        <w:br/>
+      </w:r>
+      <w:r>
+        <w:br/>
+      </w:r>
+      <w:r>
+        <w:rPr>
+          <w:rStyle w:val="KeywordTok"/>
+        </w:rPr>
+        <w:t xml:space="preserve">--- a/include/circle/pageallocator.h</w:t>
+      </w:r>
+      <w:r>
+        <w:br/>
+      </w:r>
+      <w:r>
+        <w:rPr>
+          <w:rStyle w:val="DataTypeTok"/>
+        </w:rPr>
+        <w:t xml:space="preserve">+++ b/include/circle/pageallocator.h</w:t>
+      </w:r>
+      <w:r>
+        <w:br/>
+      </w:r>
+      <w:r>
+        <w:rPr>
+          <w:rStyle w:val="DataTypeTok"/>
+        </w:rPr>
+        <w:t xml:space="preserve">@@ -48,6 +48,10 @@ public:</w:t>
+      </w:r>
+      <w:r>
+        <w:br/>
+      </w:r>
+      <w:r>
+        <w:rPr>
+          <w:rStyle w:val="NormalTok"/>
+        </w:rPr>
+        <w:t xml:space="preserve">    size_t GetFreeSpace (void) const;</w:t>
+      </w:r>
+      <w:r>
+        <w:br/>
+      </w:r>
+      <w:r>
+        <w:rPr>
+          <w:rStyle w:val="NormalTok"/>
+        </w:rPr>
+        <w:t xml:space="preserve"> </w:t>
+      </w:r>
+      <w:r>
+        <w:br/>
+      </w:r>
+      <w:r>
+        <w:rPr>
+          <w:rStyle w:val="VariableTok"/>
+        </w:rPr>
+        <w:t xml:space="preserve">+   /// \return Onyx: bytes of freed pages currently on the free list (reusable). Add</w:t>
+      </w:r>
+      <w:r>
+        <w:br/>
+      </w:r>
+      <w:r>
+        <w:rPr>
+          <w:rStyle w:val="VariableTok"/>
+        </w:rPr>
+        <w:t xml:space="preserve">+   ///     to GetFreeSpace() for the true total free space.</w:t>
+      </w:r>
+      <w:r>
+        <w:br/>
+      </w:r>
+      <w:r>
+        <w:rPr>
+          <w:rStyle w:val="VariableTok"/>
+        </w:rPr>
+        <w:t xml:space="preserve">+   size_t GetFreeListSpace (void) const;</w:t>
+      </w:r>
+      <w:r>
+        <w:br/>
+      </w:r>
+      <w:r>
+        <w:rPr>
+          <w:rStyle w:val="VariableTok"/>
+        </w:rPr>
+        <w:t xml:space="preserve">+</w:t>
+      </w:r>
+      <w:r>
+        <w:br/>
+      </w:r>
+      <w:r>
+        <w:rPr>
+          <w:rStyle w:val="NormalTok"/>
+        </w:rPr>
+        <w:t xml:space="preserve">    void *Allocate (void);</w:t>
+      </w:r>
+      <w:r>
+        <w:br/>
+      </w:r>
+      <w:r>
+        <w:rPr>
+          <w:rStyle w:val="DataTypeTok"/>
+        </w:rPr>
+        <w:t xml:space="preserve">@@ -67,6 +71,7 @@ private:</w:t>
+      </w:r>
+      <w:r>
+        <w:br/>
+      </w:r>
+      <w:r>
+        <w:rPr>
+          <w:rStyle w:val="NormalTok"/>
+        </w:rPr>
+        <w:t xml:space="preserve">    TFreePage   *m_pFreeList;</w:t>
+      </w:r>
+      <w:r>
+        <w:br/>
+      </w:r>
+      <w:r>
+        <w:rPr>
+          <w:rStyle w:val="VariableTok"/>
+        </w:rPr>
+        <w:t xml:space="preserve">+   unsigned     m_nFreeListCount;  // Onyx: pages currently on m_pFreeList</w:t>
+      </w:r>
+      <w:r>
+        <w:br/>
+      </w:r>
+      <w:r>
+        <w:rPr>
+          <w:rStyle w:val="NormalTok"/>
+        </w:rPr>
+        <w:t xml:space="preserve">    CSpinLock    m_SpinLock;</w:t>
+      </w:r>
+      <w:r>
+        <w:br/>
+      </w:r>
+      <w:r>
+        <w:br/>
+      </w:r>
+      <w:r>
+        <w:rPr>
+          <w:rStyle w:val="KeywordTok"/>
+        </w:rPr>
+        <w:t xml:space="preserve">--- a/lib/pageallocator.cpp</w:t>
+      </w:r>
+      <w:r>
+        <w:br/>
+      </w:r>
+      <w:r>
+        <w:rPr>
+          <w:rStyle w:val="DataTypeTok"/>
+        </w:rPr>
+        <w:t xml:space="preserve">+++ b/lib/pageallocator.cpp</w:t>
+      </w:r>
+      <w:r>
+        <w:br/>
+      </w:r>
+      <w:r>
+        <w:rPr>
+          <w:rStyle w:val="DataTypeTok"/>
+        </w:rPr>
+        <w:t xml:space="preserve">@@ -30,7 +30,8 @@ CPageAllocator::CPageAllocator (void)</w:t>
+      </w:r>
+      <w:r>
+        <w:br/>
+      </w:r>
+      <w:r>
+        <w:rPr>
+          <w:rStyle w:val="StringTok"/>
+        </w:rPr>
+        <w:t xml:space="preserve">-   m_pFreeList (0)</w:t>
+      </w:r>
+      <w:r>
+        <w:br/>
+      </w:r>
+      <w:r>
+        <w:rPr>
+          <w:rStyle w:val="VariableTok"/>
+        </w:rPr>
+        <w:t xml:space="preserve">+   m_pFreeList (0),</w:t>
+      </w:r>
+      <w:r>
+        <w:br/>
+      </w:r>
+      <w:r>
+        <w:rPr>
+          <w:rStyle w:val="VariableTok"/>
+        </w:rPr>
+        <w:t xml:space="preserve">+   m_nFreeListCount (0)</w:t>
+      </w:r>
+      <w:r>
+        <w:br/>
+      </w:r>
+      <w:r>
+        <w:rPr>
+          <w:rStyle w:val="NormalTok"/>
+        </w:rPr>
+        <w:t xml:space="preserve"> {</w:t>
+      </w:r>
+      <w:r>
+        <w:br/>
+      </w:r>
+      <w:r>
+        <w:rPr>
+          <w:rStyle w:val="NormalTok"/>
+        </w:rPr>
+        <w:t xml:space="preserve"> }</w:t>
+      </w:r>
+      <w:r>
+        <w:br/>
+      </w:r>
+      <w:r>
+        <w:rPr>
+          <w:rStyle w:val="DataTypeTok"/>
+        </w:rPr>
+        <w:t xml:space="preserve">@@ -49,6 +50,11 @@ size_t CPageAllocator::GetFreeSpace (void) const</w:t>
+      </w:r>
+      <w:r>
+        <w:br/>
+      </w:r>
+      <w:r>
+        <w:rPr>
+          <w:rStyle w:val="VariableTok"/>
+        </w:rPr>
+        <w:t xml:space="preserve">+size_t CPageAllocator::GetFreeListSpace (void) const   // Onyx: reusable freed pages</w:t>
+      </w:r>
+      <w:r>
+        <w:br/>
+      </w:r>
+      <w:r>
+        <w:rPr>
+          <w:rStyle w:val="VariableTok"/>
+        </w:rPr>
+        <w:t xml:space="preserve">+{</w:t>
+      </w:r>
+      <w:r>
+        <w:br/>
+      </w:r>
+      <w:r>
+        <w:rPr>
+          <w:rStyle w:val="VariableTok"/>
+        </w:rPr>
+        <w:t xml:space="preserve">+   return (size_t) m_nFreeListCount * PAGE_SIZE;</w:t>
+      </w:r>
+      <w:r>
+        <w:br/>
+      </w:r>
+      <w:r>
+        <w:rPr>
+          <w:rStyle w:val="VariableTok"/>
+        </w:rPr>
+        <w:t xml:space="preserve">+}</w:t>
+      </w:r>
+      <w:r>
+        <w:br/>
+      </w:r>
+      <w:r>
+        <w:rPr>
+          <w:rStyle w:val="DataTypeTok"/>
+        </w:rPr>
+        <w:t xml:space="preserve">@@ -68,6 +74,7 @@ void *CPageAllocator::Allocate (void)</w:t>
+      </w:r>
+      <w:r>
+        <w:br/>
+      </w:r>
+      <w:r>
+        <w:rPr>
+          <w:rStyle w:val="NormalTok"/>
+        </w:rPr>
+        <w:t xml:space="preserve">        m_pFreeList = pFreePage-&gt;pNext;</w:t>
+      </w:r>
+      <w:r>
+        <w:br/>
+      </w:r>
+      <w:r>
+        <w:rPr>
+          <w:rStyle w:val="VariableTok"/>
+        </w:rPr>
+        <w:t xml:space="preserve">+       m_nFreeListCount--;         // Onyx: page taken off the free list</w:t>
+      </w:r>
+      <w:r>
+        <w:br/>
+      </w:r>
+      <w:r>
+        <w:rPr>
+          <w:rStyle w:val="DataTypeTok"/>
+        </w:rPr>
+        <w:t xml:space="preserve">@@ -103,6 +110,7 @@ void CPageAllocator::Free (void *pPage)</w:t>
+      </w:r>
+      <w:r>
+        <w:br/>
+      </w:r>
+      <w:r>
+        <w:rPr>
+          <w:rStyle w:val="NormalTok"/>
+        </w:rPr>
+        <w:t xml:space="preserve">    m_pFreeList = pFreePage;</w:t>
+      </w:r>
+      <w:r>
+        <w:br/>
+      </w:r>
+      <w:r>
+        <w:rPr>
+          <w:rStyle w:val="VariableTok"/>
+        </w:rPr>
+        <w:t xml:space="preserve">+   m_nFreeListCount++;             // Onyx: page returned to the free list</w:t>
+      </w:r>
+    </w:p>
+    <w:p>
+      <w:r>
+        <w:pict>
+          <v:rect style="width:0;height:1.5pt" o:hralign="center" o:hrstd="t" o:hr="t"/>
+        </w:pict>
       </w:r>
     </w:p>
     <w:bookmarkEnd w:id="22"/>
-    <w:bookmarkStart w:id="23" w:name="X3a359e10d02d4c06ecfecaa8e4646e136128560"/>
+    <w:bookmarkStart w:id="24" w:name="not-a-patch-build-configuration"/>
     <w:p>
       <w:pPr>
         <w:pStyle w:val="Heading2"/>
       </w:pPr>
       <w:r>
-        <w:t xml:space="preserve">2. Pager free-space accessor</w:t>
+        <w:t xml:space="preserve">Not a patch: build configuration</w:t>
       </w:r>
     </w:p>
     <w:p>
@@ -1509,84 +4198,40 @@
         <w:pStyle w:val="FirstParagraph"/>
       </w:pPr>
       <w:r>
+        <w:t xml:space="preserve">One required setting is a</w:t>
+      </w:r>
+      <w:r>
+        <w:t xml:space="preserve"> </w:t>
+      </w:r>
+      <w:r>
         <w:rPr>
           <w:b/>
           <w:bCs/>
         </w:rPr>
-        <w:t xml:space="preserve">Why.</w:t>
-      </w:r>
-      <w:r>
-        <w:t xml:space="preserve"> </w:t>
-      </w:r>
-      <w:r>
-        <w:t xml:space="preserve">The memory-info kapi (the meminfo / memory monitor) needs to report how much of the</w:t>
-      </w:r>
-      <w:r>
-        <w:t xml:space="preserve"> </w:t>
-      </w:r>
-      <w:r>
-        <w:t xml:space="preserve">page-allocator region has not yet been handed out.</w:t>
-      </w:r>
-    </w:p>
-    <w:p>
-      <w:pPr>
-        <w:pStyle w:val="BodyText"/>
-      </w:pPr>
-      <w:r>
-        <w:rPr>
+        <w:t xml:space="preserve">configure option</w:t>
+      </w:r>
+      <w:r>
+        <w:t xml:space="preserve">, not a source change: Onyx renders 32-bit</w:t>
+      </w:r>
+      <w:r>
+        <w:t xml:space="preserve"> </w:t>
+      </w:r>
+      <w:r>
+        <w:t xml:space="preserve">pixels, so Circle must be configured with</w:t>
+      </w:r>
+      <w:r>
+        <w:t xml:space="preserve"> </w:t>
+      </w:r>
+      <w:r>
+        <w:rPr>
+          <w:rStyle w:val="VerbatimChar"/>
           <w:b/>
           <w:bCs/>
         </w:rPr>
-        <w:t xml:space="preserve">What</w:t>
-      </w:r>
-      <w:r>
-        <w:t xml:space="preserve"> </w:t>
-      </w:r>
-      <w:r>
-        <w:t xml:space="preserve">—</w:t>
-      </w:r>
-      <w:r>
-        <w:t xml:space="preserve"> </w:t>
-      </w:r>
-      <w:r>
-        <w:rPr>
-          <w:rStyle w:val="VerbatimChar"/>
-        </w:rPr>
-        <w:t xml:space="preserve">include/circle/memory.h</w:t>
-      </w:r>
-      <w:r>
-        <w:t xml:space="preserve">,</w:t>
-      </w:r>
-      <w:r>
-        <w:t xml:space="preserve"> </w:t>
-      </w:r>
-      <w:r>
-        <w:rPr>
-          <w:b/>
-          <w:bCs/>
-        </w:rPr>
-        <w:t xml:space="preserve">header-only</w:t>
-      </w:r>
-      <w:r>
-        <w:t xml:space="preserve"> </w:t>
-      </w:r>
-      <w:r>
-        <w:t xml:space="preserve">(no</w:t>
-      </w:r>
-      <w:r>
-        <w:t xml:space="preserve"> </w:t>
-      </w:r>
-      <w:r>
-        <w:rPr>
-          <w:rStyle w:val="VerbatimChar"/>
-        </w:rPr>
-        <w:t xml:space="preserve">libcircle</w:t>
-      </w:r>
-      <w:r>
-        <w:t xml:space="preserve"> </w:t>
-      </w:r>
-      <w:r>
-        <w:t xml:space="preserve">rebuild):</w:t>
+        <w:t xml:space="preserve">DEPTH=32</w:t>
+      </w:r>
+      <w:r>
+        <w:t xml:space="preserve">:</w:t>
       </w:r>
     </w:p>
     <w:p>
@@ -1595,151 +4240,81 @@
       </w:pPr>
       <w:r>
         <w:rPr>
-          <w:rStyle w:val="CommentTok"/>
-        </w:rPr>
-        <w:t xml:space="preserve">// free bytes of the page-allocator region not yet handed out (freed pages on its</w:t>
-      </w:r>
-      <w:r>
-        <w:br/>
-      </w:r>
-      <w:r>
-        <w:rPr>
-          <w:rStyle w:val="CommentTok"/>
-        </w:rPr>
-        <w:t xml:space="preserve">// free list are reused but not counted here).</w:t>
-      </w:r>
-      <w:r>
-        <w:br/>
+          <w:rStyle w:val="BuiltInTok"/>
+        </w:rPr>
+        <w:t xml:space="preserve">cd</w:t>
+      </w:r>
+      <w:r>
+        <w:rPr>
+          <w:rStyle w:val="NormalTok"/>
+        </w:rPr>
+        <w:t xml:space="preserve"> circle </w:t>
+      </w:r>
+      <w:r>
+        <w:rPr>
+          <w:rStyle w:val="KeywordTok"/>
+        </w:rPr>
+        <w:t xml:space="preserve">&amp;&amp;</w:t>
+      </w:r>
+      <w:r>
+        <w:rPr>
+          <w:rStyle w:val="NormalTok"/>
+        </w:rPr>
+        <w:t xml:space="preserve"> </w:t>
+      </w:r>
+      <w:r>
+        <w:rPr>
+          <w:rStyle w:val="ExtensionTok"/>
+        </w:rPr>
+        <w:t xml:space="preserve">./configure</w:t>
+      </w:r>
+      <w:r>
+        <w:rPr>
+          <w:rStyle w:val="NormalTok"/>
+        </w:rPr>
+        <w:t xml:space="preserve"> </w:t>
       </w:r>
       <w:r>
         <w:rPr>
           <w:rStyle w:val="AttributeTok"/>
         </w:rPr>
-        <w:t xml:space="preserve">static</w:t>
-      </w:r>
-      <w:r>
-        <w:rPr>
-          <w:rStyle w:val="NormalTok"/>
-        </w:rPr>
-        <w:t xml:space="preserve"> </w:t>
-      </w:r>
-      <w:r>
-        <w:rPr>
-          <w:rStyle w:val="DataTypeTok"/>
-        </w:rPr>
-        <w:t xml:space="preserve">size_t</w:t>
-      </w:r>
-      <w:r>
-        <w:rPr>
-          <w:rStyle w:val="NormalTok"/>
-        </w:rPr>
-        <w:t xml:space="preserve"> GetPagerFreeSpace </w:t>
-      </w:r>
-      <w:r>
-        <w:rPr>
-          <w:rStyle w:val="OperatorTok"/>
-        </w:rPr>
-        <w:t xml:space="preserve">(</w:t>
-      </w:r>
-      <w:r>
-        <w:rPr>
-          <w:rStyle w:val="DataTypeTok"/>
-        </w:rPr>
-        <w:t xml:space="preserve">void</w:t>
-      </w:r>
-      <w:r>
-        <w:rPr>
-          <w:rStyle w:val="OperatorTok"/>
-        </w:rPr>
-        <w:t xml:space="preserve">)</w:t>
-      </w:r>
-      <w:r>
-        <w:rPr>
-          <w:rStyle w:val="NormalTok"/>
-        </w:rPr>
-        <w:t xml:space="preserve"> </w:t>
-      </w:r>
-      <w:r>
-        <w:rPr>
-          <w:rStyle w:val="OperatorTok"/>
-        </w:rPr>
-        <w:t xml:space="preserve">{</w:t>
-      </w:r>
-      <w:r>
-        <w:rPr>
-          <w:rStyle w:val="NormalTok"/>
-        </w:rPr>
-        <w:t xml:space="preserve"> </w:t>
-      </w:r>
-      <w:r>
-        <w:rPr>
-          <w:rStyle w:val="ControlFlowTok"/>
-        </w:rPr>
-        <w:t xml:space="preserve">return</w:t>
-      </w:r>
-      <w:r>
-        <w:rPr>
-          <w:rStyle w:val="NormalTok"/>
-        </w:rPr>
-        <w:t xml:space="preserve"> </w:t>
-      </w:r>
-      <w:r>
-        <w:rPr>
-          <w:rStyle w:val="VariableTok"/>
-        </w:rPr>
-        <w:t xml:space="preserve">s_pThis</w:t>
-      </w:r>
-      <w:r>
-        <w:rPr>
-          <w:rStyle w:val="OperatorTok"/>
-        </w:rPr>
-        <w:t xml:space="preserve">-&gt;</w:t>
-      </w:r>
-      <w:r>
-        <w:rPr>
-          <w:rStyle w:val="VariableTok"/>
-        </w:rPr>
-        <w:t xml:space="preserve">m_Pager</w:t>
-      </w:r>
-      <w:r>
-        <w:rPr>
-          <w:rStyle w:val="OperatorTok"/>
-        </w:rPr>
-        <w:t xml:space="preserve">.</w:t>
-      </w:r>
-      <w:r>
-        <w:rPr>
-          <w:rStyle w:val="NormalTok"/>
-        </w:rPr>
-        <w:t xml:space="preserve">GetFreeSpace </w:t>
-      </w:r>
-      <w:r>
-        <w:rPr>
-          <w:rStyle w:val="OperatorTok"/>
-        </w:rPr>
-        <w:t xml:space="preserve">();</w:t>
-      </w:r>
-      <w:r>
-        <w:rPr>
-          <w:rStyle w:val="NormalTok"/>
-        </w:rPr>
-        <w:t xml:space="preserve"> </w:t>
-      </w:r>
-      <w:r>
-        <w:rPr>
-          <w:rStyle w:val="OperatorTok"/>
-        </w:rPr>
-        <w:t xml:space="preserve">}</w:t>
-      </w:r>
-    </w:p>
-    <w:bookmarkEnd w:id="23"/>
-    <w:bookmarkStart w:id="24" w:name="Xf8c3dd127107f90b89b75c4386bd5d1202f4cd5"/>
-    <w:p>
-      <w:pPr>
-        <w:pStyle w:val="Heading2"/>
-      </w:pPr>
-      <w:r>
-        <w:t xml:space="preserve">3. Heap large-block reuse (fix per-launch leak)</w:t>
+        <w:t xml:space="preserve">-r</w:t>
+      </w:r>
+      <w:r>
+        <w:rPr>
+          <w:rStyle w:val="NormalTok"/>
+        </w:rPr>
+        <w:t xml:space="preserve"> 4 </w:t>
+      </w:r>
+      <w:r>
+        <w:rPr>
+          <w:rStyle w:val="AttributeTok"/>
+        </w:rPr>
+        <w:t xml:space="preserve">-p</w:t>
+      </w:r>
+      <w:r>
+        <w:rPr>
+          <w:rStyle w:val="NormalTok"/>
+        </w:rPr>
+        <w:t xml:space="preserve"> aarch64-none-elf- </w:t>
+      </w:r>
+      <w:r>
+        <w:rPr>
+          <w:rStyle w:val="AttributeTok"/>
+        </w:rPr>
+        <w:t xml:space="preserve">-d</w:t>
+      </w:r>
+      <w:r>
+        <w:rPr>
+          <w:rStyle w:val="NormalTok"/>
+        </w:rPr>
+        <w:t xml:space="preserve"> DEPTH=32 </w:t>
+      </w:r>
+      <w:r>
+        <w:rPr>
+          <w:rStyle w:val="AttributeTok"/>
+        </w:rPr>
+        <w:t xml:space="preserve">-f</w:t>
       </w:r>
     </w:p>
     <w:p>
@@ -1747,728 +4322,12 @@
         <w:pStyle w:val="FirstParagraph"/>
       </w:pPr>
       <w:r>
-        <w:rPr>
-          <w:b/>
-          <w:bCs/>
-        </w:rPr>
-        <w:t xml:space="preserve">Why.</w:t>
-      </w:r>
-      <w:r>
-        <w:t xml:space="preserve"> </w:t>
-      </w:r>
-      <w:r>
-        <w:t xml:space="preserve">Circle's</w:t>
-      </w:r>
-      <w:r>
-        <w:t xml:space="preserve"> </w:t>
-      </w:r>
-      <w:r>
-        <w:rPr>
-          <w:rStyle w:val="VerbatimChar"/>
-        </w:rPr>
-        <w:t xml:space="preserve">CHeapAllocator</w:t>
-      </w:r>
-      <w:r>
-        <w:t xml:space="preserve"> </w:t>
-      </w:r>
-      <w:r>
-        <w:t xml:space="preserve">keeps freed blocks on per-size</w:t>
-      </w:r>
-      <w:r>
-        <w:t xml:space="preserve"> </w:t>
-      </w:r>
-      <w:r>
-        <w:rPr>
-          <w:b/>
-          <w:bCs/>
-        </w:rPr>
-        <w:t xml:space="preserve">bucket</w:t>
-      </w:r>
-      <w:r>
-        <w:t xml:space="preserve"> </w:t>
-      </w:r>
-      <w:r>
-        <w:t xml:space="preserve">free lists, but</w:t>
-      </w:r>
-      <w:r>
-        <w:t xml:space="preserve"> </w:t>
-      </w:r>
-      <w:r>
-        <w:t xml:space="preserve">the buckets only go up to the largest configured size (</w:t>
-      </w:r>
-      <w:r>
-        <w:rPr>
-          <w:rStyle w:val="VerbatimChar"/>
-        </w:rPr>
-        <w:t xml:space="preserve">HEAP_BLOCK_BUCKET_SIZES</w:t>
-      </w:r>
-      <w:r>
-        <w:t xml:space="preserve"> </w:t>
-      </w:r>
-      <w:r>
-        <w:t xml:space="preserve">tops out at</w:t>
-      </w:r>
-      <w:r>
-        <w:t xml:space="preserve"> </w:t>
-      </w:r>
-      <w:r>
-        <w:rPr>
-          <w:rStyle w:val="VerbatimChar"/>
-        </w:rPr>
-        <w:t xml:space="preserve">0x80000</w:t>
-      </w:r>
-      <w:r>
-        <w:t xml:space="preserve"> </w:t>
-      </w:r>
-      <w:r>
-        <w:t xml:space="preserve">= 512 KB). A block</w:t>
-      </w:r>
-      <w:r>
-        <w:t xml:space="preserve"> </w:t>
-      </w:r>
-      <w:r>
-        <w:rPr>
-          <w:b/>
-          <w:bCs/>
-        </w:rPr>
-        <w:t xml:space="preserve">bigger than the top bucket cannot be returned to any free list</w:t>
-      </w:r>
-      <w:r>
-        <w:rPr>
-          <w:b/>
-          <w:bCs/>
-        </w:rPr>
-        <w:t xml:space="preserve"> </w:t>
-      </w:r>
-      <w:r>
-        <w:rPr>
-          <w:b/>
-          <w:bCs/>
-        </w:rPr>
-        <w:t xml:space="preserve">and is lost</w:t>
-      </w:r>
-      <w:r>
-        <w:t xml:space="preserve"> </w:t>
-      </w:r>
-      <w:r>
-        <w:t xml:space="preserve">on</w:t>
-      </w:r>
-      <w:r>
-        <w:t xml:space="preserve"> </w:t>
-      </w:r>
-      <w:r>
-        <w:rPr>
-          <w:rStyle w:val="VerbatimChar"/>
-        </w:rPr>
-        <w:t xml:space="preserve">Free()</w:t>
-      </w:r>
-      <w:r>
-        <w:t xml:space="preserve">. Onyx allocates large blocks routinely — a window</w:t>
-      </w:r>
-      <w:r>
-        <w:t xml:space="preserve"> </w:t>
-      </w:r>
-      <w:r>
-        <w:rPr>
-          <w:b/>
-          <w:bCs/>
-        </w:rPr>
-        <w:t xml:space="preserve">canvas</w:t>
-      </w:r>
-      <w:r>
-        <w:t xml:space="preserve"> </w:t>
-      </w:r>
-      <w:r>
-        <w:t xml:space="preserve">is up</w:t>
-      </w:r>
-      <w:r>
-        <w:t xml:space="preserve"> </w:t>
-      </w:r>
-      <w:r>
-        <w:t xml:space="preserve">to ~3 MB (1024×768×4 bytes) — so</w:t>
-      </w:r>
-      <w:r>
-        <w:t xml:space="preserve"> </w:t>
-      </w:r>
-      <w:r>
-        <w:rPr>
-          <w:b/>
-          <w:bCs/>
-        </w:rPr>
-        <w:t xml:space="preserve">every app launch leaked its canvas</w:t>
-      </w:r>
-      <w:r>
-        <w:t xml:space="preserve">, and the heap was</w:t>
-      </w:r>
-      <w:r>
-        <w:t xml:space="preserve"> </w:t>
-      </w:r>
-      <w:r>
-        <w:t xml:space="preserve">eventually exhausted.</w:t>
-      </w:r>
-    </w:p>
-    <w:p>
-      <w:pPr>
-        <w:pStyle w:val="BodyText"/>
-      </w:pPr>
-      <w:r>
-        <w:rPr>
-          <w:b/>
-          <w:bCs/>
-        </w:rPr>
-        <w:t xml:space="preserve">What.</w:t>
-      </w:r>
-      <w:r>
-        <w:t xml:space="preserve"> </w:t>
-      </w:r>
-      <w:r>
-        <w:t xml:space="preserve">Add a set of</w:t>
-      </w:r>
-      <w:r>
-        <w:t xml:space="preserve"> </w:t>
-      </w:r>
-      <w:r>
-        <w:rPr>
-          <w:b/>
-          <w:bCs/>
-        </w:rPr>
-        <w:t xml:space="preserve">power-of-two "large" free lists</w:t>
-      </w:r>
-      <w:r>
-        <w:t xml:space="preserve"> </w:t>
-      </w:r>
-      <w:r>
-        <w:t xml:space="preserve">alongside the buckets. On</w:t>
-      </w:r>
-      <w:r>
-        <w:t xml:space="preserve"> </w:t>
-      </w:r>
-      <w:r>
-        <w:rPr>
-          <w:rStyle w:val="VerbatimChar"/>
-        </w:rPr>
-        <w:t xml:space="preserve">Free()</w:t>
-      </w:r>
-      <w:r>
-        <w:t xml:space="preserve">,</w:t>
-      </w:r>
-      <w:r>
-        <w:t xml:space="preserve"> </w:t>
-      </w:r>
-      <w:r>
-        <w:t xml:space="preserve">a block too big for any bucket is rounded to its power-of-two size class and pushed onto</w:t>
-      </w:r>
-      <w:r>
-        <w:t xml:space="preserve"> </w:t>
-      </w:r>
-      <w:r>
-        <w:rPr>
-          <w:rStyle w:val="VerbatimChar"/>
-        </w:rPr>
-        <w:t xml:space="preserve">m_pLargeFreeList[exp]</w:t>
-      </w:r>
-      <w:r>
-        <w:t xml:space="preserve">; on</w:t>
-      </w:r>
-      <w:r>
-        <w:t xml:space="preserve"> </w:t>
-      </w:r>
-      <w:r>
-        <w:rPr>
-          <w:rStyle w:val="VerbatimChar"/>
-        </w:rPr>
-        <w:t xml:space="preserve">Allocate()</w:t>
-      </w:r>
-      <w:r>
-        <w:t xml:space="preserve">, a too-big request is rounded up the same way and</w:t>
-      </w:r>
-      <w:r>
-        <w:t xml:space="preserve"> </w:t>
-      </w:r>
-      <w:r>
-        <w:t xml:space="preserve">satisfied from that list first.</w:t>
-      </w:r>
-    </w:p>
-    <w:p>
-      <w:pPr>
-        <w:pStyle w:val="BodyText"/>
-      </w:pPr>
-      <w:r>
-        <w:rPr>
-          <w:rStyle w:val="VerbatimChar"/>
-        </w:rPr>
-        <w:t xml:space="preserve">include/circle/heapallocator.h</w:t>
-      </w:r>
-      <w:r>
-        <w:t xml:space="preserve">:</w:t>
-      </w:r>
-    </w:p>
-    <w:p>
-      <w:pPr>
-        <w:pStyle w:val="SourceCode"/>
-      </w:pPr>
-      <w:r>
-        <w:rPr>
-          <w:rStyle w:val="PreprocessorTok"/>
-        </w:rPr>
-        <w:t xml:space="preserve">#define HEAP_LARGE_LISTS  </w:t>
-      </w:r>
-      <w:r>
-        <w:rPr>
-          <w:rStyle w:val="DecValTok"/>
-        </w:rPr>
-        <w:t xml:space="preserve">32</w:t>
-      </w:r>
-      <w:r>
-        <w:rPr>
-          <w:rStyle w:val="PreprocessorTok"/>
-        </w:rPr>
-        <w:t xml:space="preserve">    </w:t>
-      </w:r>
-      <w:r>
-        <w:rPr>
-          <w:rStyle w:val="CommentTok"/>
-        </w:rPr>
-        <w:t xml:space="preserve">// per-power-of-2 free lists (cover any realistic size)</w:t>
-      </w:r>
-      <w:r>
-        <w:br/>
-      </w:r>
-      <w:r>
-        <w:rPr>
-          <w:rStyle w:val="OperatorTok"/>
-        </w:rPr>
-        <w:t xml:space="preserve">...</w:t>
-      </w:r>
-      <w:r>
-        <w:br/>
-      </w:r>
-      <w:r>
-        <w:rPr>
-          <w:rStyle w:val="NormalTok"/>
-        </w:rPr>
-        <w:t xml:space="preserve">THeapBlockHeader </w:t>
-      </w:r>
-      <w:r>
-        <w:rPr>
-          <w:rStyle w:val="OperatorTok"/>
-        </w:rPr>
-        <w:t xml:space="preserve">*</w:t>
-      </w:r>
-      <w:r>
-        <w:rPr>
-          <w:rStyle w:val="VariableTok"/>
-        </w:rPr>
-        <w:t xml:space="preserve">m_pLargeFreeList</w:t>
-      </w:r>
-      <w:r>
-        <w:rPr>
-          <w:rStyle w:val="OperatorTok"/>
-        </w:rPr>
-        <w:t xml:space="preserve">[</w:t>
-      </w:r>
-      <w:r>
-        <w:rPr>
-          <w:rStyle w:val="NormalTok"/>
-        </w:rPr>
-        <w:t xml:space="preserve">HEAP_LARGE_LISTS</w:t>
-      </w:r>
-      <w:r>
-        <w:rPr>
-          <w:rStyle w:val="OperatorTok"/>
-        </w:rPr>
-        <w:t xml:space="preserve">];</w:t>
-      </w:r>
-    </w:p>
-    <w:p>
-      <w:pPr>
-        <w:pStyle w:val="FirstParagraph"/>
-      </w:pPr>
-      <w:r>
-        <w:rPr>
-          <w:rStyle w:val="VerbatimChar"/>
-        </w:rPr>
-        <w:t xml:space="preserve">lib/heapallocator.cpp</w:t>
-      </w:r>
-      <w:r>
-        <w:t xml:space="preserve"> </w:t>
-      </w:r>
-      <w:r>
-        <w:t xml:space="preserve">adds two helpers and wires them into the allocate/free paths:</w:t>
-      </w:r>
-    </w:p>
-    <w:p>
-      <w:pPr>
-        <w:pStyle w:val="SourceCode"/>
-      </w:pPr>
-      <w:r>
-        <w:rPr>
-          <w:rStyle w:val="CommentTok"/>
-        </w:rPr>
-        <w:t xml:space="preserve">// round a too-big request up to a power-of-two class; return its free-list index</w:t>
-      </w:r>
-      <w:r>
-        <w:br/>
-      </w:r>
-      <w:r>
-        <w:rPr>
-          <w:rStyle w:val="AttributeTok"/>
-        </w:rPr>
-        <w:t xml:space="preserve">static</w:t>
-      </w:r>
-      <w:r>
-        <w:rPr>
-          <w:rStyle w:val="NormalTok"/>
-        </w:rPr>
-        <w:t xml:space="preserve"> </w:t>
-      </w:r>
-      <w:r>
-        <w:rPr>
-          <w:rStyle w:val="DataTypeTok"/>
-        </w:rPr>
-        <w:t xml:space="preserve">int</w:t>
-      </w:r>
-      <w:r>
-        <w:rPr>
-          <w:rStyle w:val="NormalTok"/>
-        </w:rPr>
-        <w:t xml:space="preserve"> HeapLargeClass </w:t>
-      </w:r>
-      <w:r>
-        <w:rPr>
-          <w:rStyle w:val="OperatorTok"/>
-        </w:rPr>
-        <w:t xml:space="preserve">(</w:t>
-      </w:r>
-      <w:r>
-        <w:rPr>
-          <w:rStyle w:val="DataTypeTok"/>
-        </w:rPr>
-        <w:t xml:space="preserve">size_t</w:t>
-      </w:r>
-      <w:r>
-        <w:rPr>
-          <w:rStyle w:val="NormalTok"/>
-        </w:rPr>
-        <w:t xml:space="preserve"> </w:t>
-      </w:r>
-      <w:r>
-        <w:rPr>
-          <w:rStyle w:val="OperatorTok"/>
-        </w:rPr>
-        <w:t xml:space="preserve">*</w:t>
-      </w:r>
-      <w:r>
-        <w:rPr>
-          <w:rStyle w:val="NormalTok"/>
-        </w:rPr>
-        <w:t xml:space="preserve">pnSize</w:t>
-      </w:r>
-      <w:r>
-        <w:rPr>
-          <w:rStyle w:val="OperatorTok"/>
-        </w:rPr>
-        <w:t xml:space="preserve">);</w:t>
-      </w:r>
-      <w:r>
-        <w:br/>
-      </w:r>
-      <w:r>
-        <w:rPr>
-          <w:rStyle w:val="CommentTok"/>
-        </w:rPr>
-        <w:t xml:space="preserve">// index of an already-rounded large block (stored size = HEAP_BLOCK_ALIGN &lt;&lt; exp)</w:t>
-      </w:r>
-      <w:r>
-        <w:br/>
-      </w:r>
-      <w:r>
-        <w:rPr>
-          <w:rStyle w:val="AttributeTok"/>
-        </w:rPr>
-        <w:t xml:space="preserve">static</w:t>
-      </w:r>
-      <w:r>
-        <w:rPr>
-          <w:rStyle w:val="NormalTok"/>
-        </w:rPr>
-        <w:t xml:space="preserve"> </w:t>
-      </w:r>
-      <w:r>
-        <w:rPr>
-          <w:rStyle w:val="DataTypeTok"/>
-        </w:rPr>
-        <w:t xml:space="preserve">int</w:t>
-      </w:r>
-      <w:r>
-        <w:rPr>
-          <w:rStyle w:val="NormalTok"/>
-        </w:rPr>
-        <w:t xml:space="preserve"> HeapLargeIndex </w:t>
-      </w:r>
-      <w:r>
-        <w:rPr>
-          <w:rStyle w:val="OperatorTok"/>
-        </w:rPr>
-        <w:t xml:space="preserve">(</w:t>
-      </w:r>
-      <w:r>
-        <w:rPr>
-          <w:rStyle w:val="DataTypeTok"/>
-        </w:rPr>
-        <w:t xml:space="preserve">size_t</w:t>
-      </w:r>
-      <w:r>
-        <w:rPr>
-          <w:rStyle w:val="NormalTok"/>
-        </w:rPr>
-        <w:t xml:space="preserve"> nRoundedSize</w:t>
-      </w:r>
-      <w:r>
-        <w:rPr>
-          <w:rStyle w:val="OperatorTok"/>
-        </w:rPr>
-        <w:t xml:space="preserve">);</w:t>
-      </w:r>
-    </w:p>
-    <w:p>
-      <w:pPr>
-        <w:pStyle w:val="FirstParagraph"/>
-      </w:pPr>
-      <w:r>
-        <w:rPr>
-          <w:rStyle w:val="VerbatimChar"/>
-        </w:rPr>
-        <w:t xml:space="preserve">include/circle/sysconfig.h</w:t>
-      </w:r>
-      <w:r>
-        <w:t xml:space="preserve"> </w:t>
-      </w:r>
-      <w:r>
-        <w:t xml:space="preserve">keeps the small bucket list unchanged and documents that larger</w:t>
-      </w:r>
-      <w:r>
-        <w:t xml:space="preserve"> </w:t>
-      </w:r>
-      <w:r>
-        <w:t xml:space="preserve">sizes are now handled by the large lists, so no extra buckets are needed.</w:t>
-      </w:r>
-    </w:p>
-    <w:p>
-      <w:pPr>
-        <w:pStyle w:val="BlockText"/>
-      </w:pPr>
-      <w:r>
-        <w:rPr>
-          <w:b/>
-          <w:bCs/>
-        </w:rPr>
-        <w:t xml:space="preserve">Rebuild</w:t>
-      </w:r>
-      <w:r>
-        <w:rPr>
-          <w:b/>
-          <w:bCs/>
-        </w:rPr>
-        <w:t xml:space="preserve"> </w:t>
-      </w:r>
-      <w:r>
-        <w:rPr>
-          <w:rStyle w:val="VerbatimChar"/>
-          <w:b/>
-          <w:bCs/>
-        </w:rPr>
-        <w:t xml:space="preserve">libcircle</w:t>
-      </w:r>
-      <w:r>
-        <w:t xml:space="preserve"> </w:t>
-      </w:r>
-      <w:r>
-        <w:t xml:space="preserve">after this change (</w:t>
-      </w:r>
-      <w:r>
-        <w:rPr>
-          <w:rStyle w:val="VerbatimChar"/>
-        </w:rPr>
-        <w:t xml:space="preserve">make</w:t>
-      </w:r>
-      <w:r>
-        <w:t xml:space="preserve"> </w:t>
-      </w:r>
-      <w:r>
-        <w:t xml:space="preserve">in</w:t>
-      </w:r>
-      <w:r>
-        <w:t xml:space="preserve"> </w:t>
-      </w:r>
-      <w:r>
-        <w:rPr>
-          <w:rStyle w:val="VerbatimChar"/>
-        </w:rPr>
-        <w:t xml:space="preserve">circle/lib</w:t>
-      </w:r>
-      <w:r>
-        <w:t xml:space="preserve">). Without it, window</w:t>
-      </w:r>
-      <w:r>
-        <w:t xml:space="preserve"> </w:t>
-      </w:r>
-      <w:r>
-        <w:t xml:space="preserve">canvases leak on every launch.</w:t>
-      </w:r>
-    </w:p>
-    <w:p>
-      <w:r>
-        <w:pict>
-          <v:rect style="width:0;height:1.5pt" o:hralign="center" o:hrstd="t" o:hr="t"/>
-        </w:pict>
-      </w:r>
-    </w:p>
-    <w:bookmarkEnd w:id="24"/>
-    <w:bookmarkStart w:id="25" w:name="not-a-patch-build-configuration"/>
-    <w:p>
-      <w:pPr>
-        <w:pStyle w:val="Heading2"/>
-      </w:pPr>
-      <w:r>
-        <w:t xml:space="preserve">Not a patch: build configuration</w:t>
-      </w:r>
-    </w:p>
-    <w:p>
-      <w:pPr>
-        <w:pStyle w:val="FirstParagraph"/>
-      </w:pPr>
-      <w:r>
-        <w:t xml:space="preserve">One required setting is a</w:t>
-      </w:r>
-      <w:r>
-        <w:t xml:space="preserve"> </w:t>
-      </w:r>
-      <w:r>
-        <w:rPr>
-          <w:b/>
-          <w:bCs/>
-        </w:rPr>
-        <w:t xml:space="preserve">configure option</w:t>
-      </w:r>
-      <w:r>
-        <w:t xml:space="preserve">, not a source change: Onyx renders 32-bit</w:t>
-      </w:r>
-      <w:r>
-        <w:t xml:space="preserve"> </w:t>
-      </w:r>
-      <w:r>
-        <w:t xml:space="preserve">pixels, so Circle must be configured with</w:t>
-      </w:r>
-      <w:r>
-        <w:t xml:space="preserve"> </w:t>
-      </w:r>
-      <w:r>
-        <w:rPr>
-          <w:rStyle w:val="VerbatimChar"/>
-          <w:b/>
-          <w:bCs/>
-        </w:rPr>
-        <w:t xml:space="preserve">DEPTH=32</w:t>
-      </w:r>
-      <w:r>
-        <w:t xml:space="preserve">:</w:t>
-      </w:r>
-    </w:p>
-    <w:p>
-      <w:pPr>
-        <w:pStyle w:val="SourceCode"/>
-      </w:pPr>
-      <w:r>
-        <w:rPr>
-          <w:rStyle w:val="BuiltInTok"/>
-        </w:rPr>
-        <w:t xml:space="preserve">cd</w:t>
-      </w:r>
-      <w:r>
-        <w:rPr>
-          <w:rStyle w:val="NormalTok"/>
-        </w:rPr>
-        <w:t xml:space="preserve"> circle </w:t>
-      </w:r>
-      <w:r>
-        <w:rPr>
-          <w:rStyle w:val="KeywordTok"/>
-        </w:rPr>
-        <w:t xml:space="preserve">&amp;&amp;</w:t>
-      </w:r>
-      <w:r>
-        <w:rPr>
-          <w:rStyle w:val="NormalTok"/>
-        </w:rPr>
-        <w:t xml:space="preserve"> </w:t>
-      </w:r>
-      <w:r>
-        <w:rPr>
-          <w:rStyle w:val="ExtensionTok"/>
-        </w:rPr>
-        <w:t xml:space="preserve">./configure</w:t>
-      </w:r>
-      <w:r>
-        <w:rPr>
-          <w:rStyle w:val="NormalTok"/>
-        </w:rPr>
-        <w:t xml:space="preserve"> </w:t>
-      </w:r>
-      <w:r>
-        <w:rPr>
-          <w:rStyle w:val="AttributeTok"/>
-        </w:rPr>
-        <w:t xml:space="preserve">-r</w:t>
-      </w:r>
-      <w:r>
-        <w:rPr>
-          <w:rStyle w:val="NormalTok"/>
-        </w:rPr>
-        <w:t xml:space="preserve"> 4 </w:t>
-      </w:r>
-      <w:r>
-        <w:rPr>
-          <w:rStyle w:val="AttributeTok"/>
-        </w:rPr>
-        <w:t xml:space="preserve">-p</w:t>
-      </w:r>
-      <w:r>
-        <w:rPr>
-          <w:rStyle w:val="NormalTok"/>
-        </w:rPr>
-        <w:t xml:space="preserve"> aarch64-none-elf- </w:t>
-      </w:r>
-      <w:r>
-        <w:rPr>
-          <w:rStyle w:val="AttributeTok"/>
-        </w:rPr>
-        <w:t xml:space="preserve">-d</w:t>
-      </w:r>
-      <w:r>
-        <w:rPr>
-          <w:rStyle w:val="NormalTok"/>
-        </w:rPr>
-        <w:t xml:space="preserve"> DEPTH=32 </w:t>
-      </w:r>
-      <w:r>
-        <w:rPr>
-          <w:rStyle w:val="AttributeTok"/>
-        </w:rPr>
-        <w:t xml:space="preserve">-f</w:t>
-      </w:r>
-    </w:p>
-    <w:p>
-      <w:pPr>
-        <w:pStyle w:val="FirstParagraph"/>
-      </w:pPr>
-      <w:r>
         <w:t xml:space="preserve">See the</w:t>
       </w:r>
       <w:r>
         <w:t xml:space="preserve"> </w:t>
       </w:r>
-      <w:hyperlink r:id="rId19">
+      <w:hyperlink r:id="rId23">
         <w:r>
           <w:rPr>
             <w:rStyle w:val="Hyperlink"/>
@@ -2483,14 +4342,14 @@
         <w:t xml:space="preserve">for the full Circle build.</w:t>
       </w:r>
     </w:p>
-    <w:bookmarkEnd w:id="25"/>
-    <w:bookmarkStart w:id="26" w:name="rebasing-the-patches-onto-a-newer-circle"/>
+    <w:bookmarkEnd w:id="24"/>
+    <w:bookmarkStart w:id="25" w:name="updating-the-fork-submodule"/>
     <w:p>
       <w:pPr>
         <w:pStyle w:val="Heading2"/>
       </w:pPr>
       <w:r>
-        <w:t xml:space="preserve">Rebasing the patches onto a newer Circle</w:t>
+        <w:t xml:space="preserve">Updating the fork (submodule)</w:t>
       </w:r>
     </w:p>
     <w:p>
@@ -2499,6 +4358,15 @@
       </w:pPr>
       <w:r>
         <w:rPr>
+          <w:rStyle w:val="CommentTok"/>
+        </w:rPr>
+        <w:t xml:space="preserve"># rebase the Onyx patches onto a newer upstream, inside the submodule:</w:t>
+      </w:r>
+      <w:r>
+        <w:br/>
+      </w:r>
+      <w:r>
+        <w:rPr>
           <w:rStyle w:val="FunctionTok"/>
         </w:rPr>
         <w:t xml:space="preserve">git</w:t>
@@ -2561,7 +4429,7 @@
         <w:rPr>
           <w:rStyle w:val="CommentTok"/>
         </w:rPr>
-        <w:t xml:space="preserve"># then rebuild the affected libraries:</w:t>
+        <w:t xml:space="preserve"># rebuild the affected libraries: libcircle (heap + page accounting), libinput (keymap)</w:t>
       </w:r>
       <w:r>
         <w:br/>
@@ -2570,28 +4438,67 @@
         <w:rPr>
           <w:rStyle w:val="CommentTok"/>
         </w:rPr>
-        <w:t xml:space="preserve">#   - libcircle  (heap large-block reuse)</w:t>
-      </w:r>
-      <w:r>
-        <w:br/>
-      </w:r>
-      <w:r>
-        <w:rPr>
-          <w:rStyle w:val="CommentTok"/>
-        </w:rPr>
-        <w:t xml:space="preserve">#   - libinput   (runtime keymap switching)</w:t>
-      </w:r>
-      <w:r>
-        <w:br/>
-      </w:r>
-      <w:r>
-        <w:rPr>
-          <w:rStyle w:val="CommentTok"/>
-        </w:rPr>
-        <w:t xml:space="preserve">#   - memory.h   is header-only -&gt; only the kernel that includes it is recompiled</w:t>
+        <w:t xml:space="preserve"># then record the new fork commit in the superproject:</w:t>
+      </w:r>
+      <w:r>
+        <w:br/>
+      </w:r>
+      <w:r>
+        <w:rPr>
+          <w:rStyle w:val="FunctionTok"/>
+        </w:rPr>
+        <w:t xml:space="preserve">git</w:t>
+      </w:r>
+      <w:r>
+        <w:rPr>
+          <w:rStyle w:val="NormalTok"/>
+        </w:rPr>
+        <w:t xml:space="preserve"> add circle </w:t>
+      </w:r>
+      <w:r>
+        <w:rPr>
+          <w:rStyle w:val="KeywordTok"/>
+        </w:rPr>
+        <w:t xml:space="preserve">&amp;&amp;</w:t>
+      </w:r>
+      <w:r>
+        <w:rPr>
+          <w:rStyle w:val="NormalTok"/>
+        </w:rPr>
+        <w:t xml:space="preserve"> </w:t>
+      </w:r>
+      <w:r>
+        <w:rPr>
+          <w:rStyle w:val="FunctionTok"/>
+        </w:rPr>
+        <w:t xml:space="preserve">git</w:t>
+      </w:r>
+      <w:r>
+        <w:rPr>
+          <w:rStyle w:val="NormalTok"/>
+        </w:rPr>
+        <w:t xml:space="preserve"> commit </w:t>
+      </w:r>
+      <w:r>
+        <w:rPr>
+          <w:rStyle w:val="AttributeTok"/>
+        </w:rPr>
+        <w:t xml:space="preserve">-m</w:t>
+      </w:r>
+      <w:r>
+        <w:rPr>
+          <w:rStyle w:val="NormalTok"/>
+        </w:rPr>
+        <w:t xml:space="preserve"> </w:t>
+      </w:r>
+      <w:r>
+        <w:rPr>
+          <w:rStyle w:val="StringTok"/>
+        </w:rPr>
+        <w:t xml:space="preserve">"Bump circle submodule"</w:t>
       </w:r>
     </w:p>
-    <w:bookmarkEnd w:id="26"/>
+    <w:bookmarkEnd w:id="25"/>
     <w:sectPr>
       <w:footerReference r:id="rId9" w:type="default"/>
       <w:footnotePr>
@@ -2851,11 +4758,126 @@
       </w:rPr>
     </w:lvl>
   </w:abstractNum>
+  <w:abstractNum w:abstractNumId="99411">
+    <w:nsid w:val="00A99411"/>
+    <w:multiLevelType w:val="multilevel"/>
+    <w:lvl w:ilvl="0">
+      <w:start w:val="1"/>
+      <w:numFmt w:val="decimal"/>
+      <w:lvlText w:val="%1."/>
+      <w:lvlJc w:val="left"/>
+      <w:pPr>
+        <w:ind w:left="720" w:hanging="360"/>
+      </w:pPr>
+    </w:lvl>
+    <w:lvl w:ilvl="1">
+      <w:start w:val="1"/>
+      <w:numFmt w:val="decimal"/>
+      <w:lvlText w:val="%2."/>
+      <w:lvlJc w:val="left"/>
+      <w:pPr>
+        <w:ind w:left="1440" w:hanging="360"/>
+      </w:pPr>
+    </w:lvl>
+    <w:lvl w:ilvl="2">
+      <w:start w:val="1"/>
+      <w:numFmt w:val="decimal"/>
+      <w:lvlText w:val="%3."/>
+      <w:lvlJc w:val="left"/>
+      <w:pPr>
+        <w:ind w:left="2160" w:hanging="360"/>
+      </w:pPr>
+    </w:lvl>
+    <w:lvl w:ilvl="3">
+      <w:start w:val="1"/>
+      <w:numFmt w:val="decimal"/>
+      <w:lvlText w:val="%4."/>
+      <w:lvlJc w:val="left"/>
+      <w:pPr>
+        <w:ind w:left="2880" w:hanging="360"/>
+      </w:pPr>
+    </w:lvl>
+    <w:lvl w:ilvl="4">
+      <w:start w:val="1"/>
+      <w:numFmt w:val="decimal"/>
+      <w:lvlText w:val="%5."/>
+      <w:lvlJc w:val="left"/>
+      <w:pPr>
+        <w:ind w:left="3600" w:hanging="360"/>
+      </w:pPr>
+    </w:lvl>
+    <w:lvl w:ilvl="5">
+      <w:start w:val="1"/>
+      <w:numFmt w:val="decimal"/>
+      <w:lvlText w:val="%6."/>
+      <w:lvlJc w:val="left"/>
+      <w:pPr>
+        <w:ind w:left="4320" w:hanging="360"/>
+      </w:pPr>
+    </w:lvl>
+    <w:lvl w:ilvl="6">
+      <w:start w:val="1"/>
+      <w:numFmt w:val="decimal"/>
+      <w:lvlText w:val="%7."/>
+      <w:lvlJc w:val="left"/>
+      <w:pPr>
+        <w:ind w:left="5040" w:hanging="360"/>
+      </w:pPr>
+    </w:lvl>
+    <w:lvl w:ilvl="7">
+      <w:start w:val="1"/>
+      <w:numFmt w:val="decimal"/>
+      <w:lvlText w:val="%8."/>
+      <w:lvlJc w:val="left"/>
+      <w:pPr>
+        <w:ind w:left="5760" w:hanging="360"/>
+      </w:pPr>
+    </w:lvl>
+    <w:lvl w:ilvl="8">
+      <w:start w:val="1"/>
+      <w:numFmt w:val="decimal"/>
+      <w:lvlText w:val="%9."/>
+      <w:lvlJc w:val="left"/>
+      <w:pPr>
+        <w:ind w:left="6480" w:hanging="360"/>
+      </w:pPr>
+    </w:lvl>
+  </w:abstractNum>
   <w:num w:numId="1000">
     <w:abstractNumId w:val="990"/>
   </w:num>
   <w:num w:numId="1001">
     <w:abstractNumId w:val="991"/>
+  </w:num>
+  <w:num w:numId="1002">
+    <w:abstractNumId w:val="99411"/>
+    <w:lvlOverride w:ilvl="0">
+      <w:startOverride w:val="1"/>
+    </w:lvlOverride>
+    <w:lvlOverride w:ilvl="1">
+      <w:startOverride w:val="1"/>
+    </w:lvlOverride>
+    <w:lvlOverride w:ilvl="2">
+      <w:startOverride w:val="1"/>
+    </w:lvlOverride>
+    <w:lvlOverride w:ilvl="3">
+      <w:startOverride w:val="1"/>
+    </w:lvlOverride>
+    <w:lvlOverride w:ilvl="4">
+      <w:startOverride w:val="1"/>
+    </w:lvlOverride>
+    <w:lvlOverride w:ilvl="5">
+      <w:startOverride w:val="1"/>
+    </w:lvlOverride>
+    <w:lvlOverride w:ilvl="6">
+      <w:startOverride w:val="1"/>
+    </w:lvlOverride>
+    <w:lvlOverride w:ilvl="7">
+      <w:startOverride w:val="1"/>
+    </w:lvlOverride>
+    <w:lvlOverride w:ilvl="8">
+      <w:startOverride w:val="1"/>
+    </w:lvlOverride>
   </w:num>
 </w:numbering>
 </file>
